--- a/00-首页/题组Word/专项卷/二分册/专项卷VII-学生版.docx
+++ b/00-首页/题组Word/专项卷/二分册/专项卷VII-学生版.docx
@@ -3692,22 +3692,42 @@
         <w:rPr>
           <w:rFonts w:ascii="Times New Roman" w:hAnsi="Times New Roman" w:eastAsia="Times New Roman" w:cs="Times New Roman"/>
         </w:rPr>
-        <w:t>④ ClO</w:t>
-      </w:r>
-      <w:r>
-        <w:rPr>
-          <w:rFonts w:ascii="Times New Roman" w:hAnsi="Times New Roman" w:eastAsia="Times New Roman" w:cs="Times New Roman"/>
-          <w:vertAlign w:val="subscript"/>
-        </w:rPr>
-        <w:t>3</w:t>
-      </w:r>
-      <w:r>
-        <w:rPr>
-          <w:rFonts w:ascii="Times New Roman" w:hAnsi="Times New Roman" w:eastAsia="Times New Roman" w:cs="Times New Roman"/>
-          <w:vertAlign w:val="superscript"/>
-        </w:rPr>
-        <w:t>-</w:t>
-      </w:r>
+        <w:t xml:space="preserve">④</w:t>
+      </w:r>
+      <w:r>
+        <w:rPr>
+          <w:rFonts w:ascii="Times New Roman" w:hAnsi="Times New Roman" w:eastAsia="Times New Roman" w:cs="Times New Roman"/>
+        </w:rPr>
+        <w:t xml:space="preserve"> </w:t>
+      </w:r>
+      <m:oMath>
+        <m:r>
+          <m:t>C</m:t>
+        </m:r>
+        <m:r>
+          <m:t>l</m:t>
+        </m:r>
+        <m:sSubSup>
+          <m:e>
+            <m:r>
+              <m:t>O</m:t>
+            </m:r>
+          </m:e>
+          <m:sub>
+            <m:r>
+              <m:t>3</m:t>
+            </m:r>
+          </m:sub>
+          <m:sup>
+            <m:r>
+              <m:rPr>
+                <m:sty m:val="p"/>
+              </m:rPr>
+              <m:t>−</m:t>
+            </m:r>
+          </m:sup>
+        </m:sSubSup>
+      </m:oMath>
       <w:r>
         <w:rPr>
           <w:rFonts w:ascii="Times New Roman" w:hAnsi="Times New Roman" w:eastAsia="Times New Roman" w:cs="Times New Roman"/>
@@ -3724,22 +3744,36 @@
         <w:rPr>
           <w:rFonts w:ascii="Times New Roman" w:hAnsi="Times New Roman" w:eastAsia="Times New Roman" w:cs="Times New Roman"/>
         </w:rPr>
-        <w:t xml:space="preserve"> HSO</w:t>
-      </w:r>
-      <w:r>
-        <w:rPr>
-          <w:rFonts w:ascii="Times New Roman" w:hAnsi="Times New Roman" w:eastAsia="Times New Roman" w:cs="Times New Roman"/>
-          <w:vertAlign w:val="subscript"/>
-        </w:rPr>
-        <w:t>3</w:t>
-      </w:r>
-      <w:r>
-        <w:rPr>
-          <w:rFonts w:ascii="Times New Roman" w:hAnsi="Times New Roman" w:eastAsia="Times New Roman" w:cs="Times New Roman"/>
-          <w:vertAlign w:val="superscript"/>
-        </w:rPr>
-        <w:t>-</w:t>
-      </w:r>
+        <w:t xml:space="preserve"> </w:t>
+      </w:r>
+      <m:oMath>
+        <m:r>
+          <m:t>H</m:t>
+        </m:r>
+        <m:r>
+          <m:t>S</m:t>
+        </m:r>
+        <m:sSubSup>
+          <m:e>
+            <m:r>
+              <m:t>O</m:t>
+            </m:r>
+          </m:e>
+          <m:sub>
+            <m:r>
+              <m:t>3</m:t>
+            </m:r>
+          </m:sub>
+          <m:sup>
+            <m:r>
+              <m:rPr>
+                <m:sty m:val="p"/>
+              </m:rPr>
+              <m:t>−</m:t>
+            </m:r>
+          </m:sup>
+        </m:sSubSup>
+      </m:oMath>
       <w:r>
         <w:rPr>
           <w:rFonts w:ascii="Times New Roman" w:hAnsi="Times New Roman" w:eastAsia="Times New Roman" w:cs="Times New Roman"/>
@@ -4009,22 +4043,36 @@
         <w:rPr>
           <w:rFonts w:ascii="Times New Roman" w:hAnsi="Times New Roman" w:eastAsia="Times New Roman" w:cs="Times New Roman"/>
         </w:rPr>
-        <w:t xml:space="preserve"> ClO</w:t>
-      </w:r>
-      <w:r>
-        <w:rPr>
-          <w:rFonts w:ascii="Times New Roman" w:hAnsi="Times New Roman" w:eastAsia="Times New Roman" w:cs="Times New Roman"/>
-          <w:vertAlign w:val="subscript"/>
-        </w:rPr>
-        <w:t>3</w:t>
-      </w:r>
-      <w:r>
-        <w:rPr>
-          <w:rFonts w:ascii="Times New Roman" w:hAnsi="Times New Roman" w:eastAsia="Times New Roman" w:cs="Times New Roman"/>
-          <w:vertAlign w:val="superscript"/>
-        </w:rPr>
-        <w:t>-</w:t>
-      </w:r>
+        <w:t xml:space="preserve"> </w:t>
+      </w:r>
+      <m:oMath>
+        <m:r>
+          <m:t>C</m:t>
+        </m:r>
+        <m:r>
+          <m:t>l</m:t>
+        </m:r>
+        <m:sSubSup>
+          <m:e>
+            <m:r>
+              <m:t>O</m:t>
+            </m:r>
+          </m:e>
+          <m:sub>
+            <m:r>
+              <m:t>3</m:t>
+            </m:r>
+          </m:sub>
+          <m:sup>
+            <m:r>
+              <m:rPr>
+                <m:sty m:val="p"/>
+              </m:rPr>
+              <m:t>−</m:t>
+            </m:r>
+          </m:sup>
+        </m:sSubSup>
+      </m:oMath>
       <w:r>
         <w:rPr>
           <w:rFonts w:ascii="Times New Roman" w:hAnsi="Times New Roman" w:eastAsia="Times New Roman" w:cs="Times New Roman"/>
@@ -4323,15 +4371,22 @@
         <w:rPr>
           <w:rFonts w:ascii="Times New Roman" w:hAnsi="Times New Roman" w:eastAsia="Times New Roman" w:cs="Times New Roman"/>
         </w:rPr>
-        <w:t xml:space="preserve"> t</w:t>
-      </w:r>
-      <w:r>
-        <w:rPr>
-          <w:rFonts w:ascii="Times New Roman" w:hAnsi="Times New Roman" w:eastAsia="Times New Roman" w:cs="Times New Roman"/>
-          <w:vertAlign w:val="subscript"/>
-        </w:rPr>
-        <w:t>1</w:t>
-      </w:r>
+        <w:t xml:space="preserve"> </w:t>
+      </w:r>
+      <m:oMath>
+        <m:sSub>
+          <m:e>
+            <m:r>
+              <m:t>t</m:t>
+            </m:r>
+          </m:e>
+          <m:sub>
+            <m:r>
+              <m:t>1</m:t>
+            </m:r>
+          </m:sub>
+        </m:sSub>
+      </m:oMath>
       <w:r>
         <w:rPr>
           <w:rFonts w:ascii="Times New Roman" w:hAnsi="Times New Roman" w:eastAsia="Times New Roman" w:cs="Times New Roman"/>
@@ -4348,15 +4403,22 @@
         <w:rPr>
           <w:rFonts w:ascii="Times New Roman" w:hAnsi="Times New Roman" w:eastAsia="Times New Roman" w:cs="Times New Roman"/>
         </w:rPr>
-        <w:t xml:space="preserve"> t</w:t>
-      </w:r>
-      <w:r>
-        <w:rPr>
-          <w:rFonts w:ascii="Times New Roman" w:hAnsi="Times New Roman" w:eastAsia="Times New Roman" w:cs="Times New Roman"/>
-          <w:vertAlign w:val="subscript"/>
-        </w:rPr>
-        <w:t>2</w:t>
-      </w:r>
+        <w:t xml:space="preserve"> </w:t>
+      </w:r>
+      <m:oMath>
+        <m:sSub>
+          <m:e>
+            <m:r>
+              <m:t>t</m:t>
+            </m:r>
+          </m:e>
+          <m:sub>
+            <m:r>
+              <m:t>2</m:t>
+            </m:r>
+          </m:sub>
+        </m:sSub>
+      </m:oMath>
       <w:r>
         <w:rPr>
           <w:rFonts w:ascii="Times New Roman" w:hAnsi="Times New Roman" w:eastAsia="Times New Roman" w:cs="Times New Roman"/>
@@ -7281,15 +7343,31 @@
         <w:rPr>
           <w:rFonts w:ascii="Times New Roman" w:hAnsi="Times New Roman" w:eastAsia="Times New Roman" w:cs="Times New Roman"/>
         </w:rPr>
-        <w:t xml:space="preserve"> KMnO</w:t>
-      </w:r>
-      <w:r>
-        <w:rPr>
-          <w:rFonts w:ascii="Times New Roman" w:hAnsi="Times New Roman" w:eastAsia="Times New Roman" w:cs="Times New Roman"/>
-          <w:vertAlign w:val="subscript"/>
-        </w:rPr>
-        <w:t>4</w:t>
-      </w:r>
+        <w:t xml:space="preserve"> </w:t>
+      </w:r>
+      <m:oMath>
+        <m:r>
+          <m:t>K</m:t>
+        </m:r>
+        <m:r>
+          <m:t>M</m:t>
+        </m:r>
+        <m:r>
+          <m:t>n</m:t>
+        </m:r>
+        <m:sSub>
+          <m:e>
+            <m:r>
+              <m:t>O</m:t>
+            </m:r>
+          </m:e>
+          <m:sub>
+            <m:r>
+              <m:t>4</m:t>
+            </m:r>
+          </m:sub>
+        </m:sSub>
+      </m:oMath>
       <w:r>
         <w:rPr>
           <w:rFonts w:ascii="Times New Roman" w:hAnsi="Times New Roman" w:eastAsia="Times New Roman" w:cs="Times New Roman"/>
@@ -12621,19 +12699,23 @@
         </w:rPr>
         <w:t xml:space="preserve"> </w:t>
       </w:r>
-      <w:r>
-        <w:rPr>
-          <w:rFonts w:hint="eastAsia" w:ascii="Times New Roman" w:hAnsi="Times New Roman" w:eastAsia="Times New Roman" w:cs="Times New Roman"/>
-        </w:rPr>
-        <w:t>NH</w:t>
-      </w:r>
-      <w:r>
-        <w:rPr>
-          <w:rFonts w:hint="eastAsia" w:ascii="Times New Roman" w:hAnsi="Times New Roman" w:eastAsia="Times New Roman" w:cs="Times New Roman"/>
-          <w:vertAlign w:val="subscript"/>
-        </w:rPr>
-        <w:t>2</w:t>
-      </w:r>
+      <m:oMath>
+        <m:r>
+          <m:t>N</m:t>
+        </m:r>
+        <m:sSub>
+          <m:e>
+            <m:r>
+              <m:t>H</m:t>
+            </m:r>
+          </m:e>
+          <m:sub>
+            <m:r>
+              <m:t>2</m:t>
+            </m:r>
+          </m:sub>
+        </m:sSub>
+      </m:oMath>
       <w:r>
         <w:rPr>
           <w:rFonts w:hint="eastAsia" w:ascii="Times New Roman" w:hAnsi="Times New Roman" w:eastAsia="Times New Roman" w:cs="Times New Roman"/>
@@ -12783,31 +12865,36 @@
         </w:rPr>
         <w:t xml:space="preserve"> </w:t>
       </w:r>
-      <w:r>
-        <w:rPr>
-          <w:rFonts w:hint="eastAsia" w:ascii="Times New Roman" w:hAnsi="Times New Roman" w:eastAsia="Times New Roman" w:cs="Times New Roman"/>
-        </w:rPr>
-        <w:t>NH</w:t>
-      </w:r>
-      <w:r>
-        <w:rPr>
-          <w:rFonts w:hint="eastAsia" w:ascii="Times New Roman" w:hAnsi="Times New Roman" w:eastAsia="Times New Roman" w:cs="Times New Roman"/>
-          <w:vertAlign w:val="subscript"/>
-        </w:rPr>
-        <w:t>3</w:t>
-      </w:r>
-      <w:r>
-        <w:rPr>
-          <w:rFonts w:hint="eastAsia" w:ascii="Times New Roman" w:hAnsi="Times New Roman" w:eastAsia="Times New Roman" w:cs="Times New Roman"/>
-          <w:vertAlign w:val="superscript"/>
-        </w:rPr>
-        <w:t>+</w:t>
-      </w:r>
-      <w:r>
-        <w:rPr>
-          <w:rFonts w:hint="eastAsia" w:ascii="Times New Roman" w:hAnsi="Times New Roman" w:eastAsia="Times New Roman" w:cs="Times New Roman"/>
-        </w:rPr>
-        <w:t>）。</w:t>
+      <m:oMath>
+        <m:r>
+          <m:t>N</m:t>
+        </m:r>
+        <m:sSubSup>
+          <m:e>
+            <m:r>
+              <m:t>H</m:t>
+            </m:r>
+          </m:e>
+          <m:sub>
+            <m:r>
+              <m:t>3</m:t>
+            </m:r>
+          </m:sub>
+          <m:sup>
+            <m:r>
+              <m:rPr>
+                <m:sty m:val="p"/>
+              </m:rPr>
+              <m:t>+</m:t>
+            </m:r>
+          </m:sup>
+        </m:sSubSup>
+      </m:oMath>
+      <w:r>
+        <w:rPr>
+          <w:rFonts w:hint="eastAsia" w:ascii="Times New Roman" w:hAnsi="Times New Roman" w:eastAsia="Times New Roman" w:cs="Times New Roman"/>
+        </w:rPr>
+        <w:t xml:space="preserve">）。</w:t>
       </w:r>
     </w:p>
     <w:p>
@@ -13084,15 +13171,28 @@
         <w:rPr>
           <w:rFonts w:ascii="Times New Roman" w:hAnsi="Times New Roman" w:eastAsia="Times New Roman" w:cs="Times New Roman"/>
         </w:rPr>
-        <w:t xml:space="preserve"> HNO</w:t>
-      </w:r>
-      <w:r>
-        <w:rPr>
-          <w:rFonts w:ascii="Times New Roman" w:hAnsi="Times New Roman" w:eastAsia="Times New Roman" w:cs="Times New Roman"/>
-          <w:vertAlign w:val="subscript"/>
-        </w:rPr>
-        <w:t>2</w:t>
-      </w:r>
+        <w:t xml:space="preserve"> </w:t>
+      </w:r>
+      <m:oMath>
+        <m:r>
+          <m:t>H</m:t>
+        </m:r>
+        <m:r>
+          <m:t>N</m:t>
+        </m:r>
+        <m:sSub>
+          <m:e>
+            <m:r>
+              <m:t>O</m:t>
+            </m:r>
+          </m:e>
+          <m:sub>
+            <m:r>
+              <m:t>2</m:t>
+            </m:r>
+          </m:sub>
+        </m:sSub>
+      </m:oMath>
       <w:r>
         <w:rPr>
           <w:rFonts w:ascii="Times New Roman" w:hAnsi="Times New Roman" w:eastAsia="Times New Roman" w:cs="Times New Roman"/>
@@ -13109,15 +13209,22 @@
         <w:rPr>
           <w:rFonts w:ascii="Times New Roman" w:hAnsi="Times New Roman" w:eastAsia="Times New Roman" w:cs="Times New Roman"/>
         </w:rPr>
-        <w:t xml:space="preserve"> N</w:t>
-      </w:r>
-      <w:r>
-        <w:rPr>
-          <w:rFonts w:ascii="Times New Roman" w:hAnsi="Times New Roman" w:eastAsia="Times New Roman" w:cs="Times New Roman"/>
-          <w:vertAlign w:val="subscript"/>
-        </w:rPr>
-        <w:t>2</w:t>
-      </w:r>
+        <w:t xml:space="preserve"> </w:t>
+      </w:r>
+      <m:oMath>
+        <m:sSub>
+          <m:e>
+            <m:r>
+              <m:t>N</m:t>
+            </m:r>
+          </m:e>
+          <m:sub>
+            <m:r>
+              <m:t>2</m:t>
+            </m:r>
+          </m:sub>
+        </m:sSub>
+      </m:oMath>
       <w:r>
         <w:rPr>
           <w:rFonts w:ascii="Times New Roman" w:hAnsi="Times New Roman" w:eastAsia="Times New Roman" w:cs="Times New Roman"/>
@@ -13460,15 +13567,28 @@
         <w:rPr>
           <w:rFonts w:ascii="Times New Roman" w:hAnsi="Times New Roman" w:eastAsia="Times New Roman" w:cs="Times New Roman"/>
         </w:rPr>
-        <w:t xml:space="preserve"> HNO</w:t>
-      </w:r>
-      <w:r>
-        <w:rPr>
-          <w:rFonts w:ascii="Times New Roman" w:hAnsi="Times New Roman" w:eastAsia="Times New Roman" w:cs="Times New Roman"/>
-          <w:vertAlign w:val="subscript"/>
-        </w:rPr>
-        <w:t>2</w:t>
-      </w:r>
+        <w:t xml:space="preserve"> </w:t>
+      </w:r>
+      <m:oMath>
+        <m:r>
+          <m:t>H</m:t>
+        </m:r>
+        <m:r>
+          <m:t>N</m:t>
+        </m:r>
+        <m:sSub>
+          <m:e>
+            <m:r>
+              <m:t>O</m:t>
+            </m:r>
+          </m:e>
+          <m:sub>
+            <m:r>
+              <m:t>2</m:t>
+            </m:r>
+          </m:sub>
+        </m:sSub>
+      </m:oMath>
       <w:r>
         <w:rPr>
           <w:rFonts w:ascii="Times New Roman" w:hAnsi="Times New Roman" w:eastAsia="Times New Roman" w:cs="Times New Roman"/>
@@ -13485,21 +13605,28 @@
         <w:rPr>
           <w:rFonts w:ascii="Times New Roman" w:hAnsi="Times New Roman" w:eastAsia="Times New Roman" w:cs="Times New Roman"/>
         </w:rPr>
-        <w:t xml:space="preserve"> 1 mol </w:t>
-      </w:r>
-      <w:r>
-        <w:rPr>
-          <w:rFonts w:hint="eastAsia" w:ascii="Times New Roman" w:hAnsi="Times New Roman" w:eastAsia="Times New Roman" w:cs="Times New Roman"/>
-        </w:rPr>
-        <w:t>N</w:t>
-      </w:r>
-      <w:r>
-        <w:rPr>
-          <w:rFonts w:hint="eastAsia" w:ascii="Times New Roman" w:hAnsi="Times New Roman" w:eastAsia="Times New Roman" w:cs="Times New Roman"/>
-          <w:vertAlign w:val="subscript"/>
-        </w:rPr>
-        <w:t>2</w:t>
-      </w:r>
+        <w:t xml:space="preserve"> 1 mol</w:t>
+      </w:r>
+      <w:r>
+        <w:rPr>
+          <w:rFonts w:ascii="Times New Roman" w:hAnsi="Times New Roman" w:eastAsia="Times New Roman" w:cs="Times New Roman"/>
+        </w:rPr>
+        <w:t xml:space="preserve"> </w:t>
+      </w:r>
+      <m:oMath>
+        <m:sSub>
+          <m:e>
+            <m:r>
+              <m:t>N</m:t>
+            </m:r>
+          </m:e>
+          <m:sub>
+            <m:r>
+              <m:t>2</m:t>
+            </m:r>
+          </m:sub>
+        </m:sSub>
+      </m:oMath>
       <w:r>
         <w:rPr>
           <w:rFonts w:hint="eastAsia" w:ascii="Times New Roman" w:hAnsi="Times New Roman" w:eastAsia="Times New Roman" w:cs="Times New Roman"/>
@@ -15998,33 +16125,47 @@
         <w:rPr>
           <w:rFonts w:ascii="Times New Roman" w:hAnsi="Times New Roman" w:eastAsia="Times New Roman" w:cs="Times New Roman"/>
         </w:rPr>
-        <w:t xml:space="preserve">A. </w:t>
-      </w:r>
-      <w:r>
-        <w:rPr>
-          <w:rFonts w:hint="eastAsia" w:ascii="Times New Roman" w:hAnsi="Times New Roman" w:eastAsia="Times New Roman" w:cs="Times New Roman"/>
-        </w:rPr>
-        <w:t>VO</w:t>
-      </w:r>
-      <w:r>
-        <w:rPr>
-          <w:rFonts w:hint="eastAsia" w:ascii="Times New Roman" w:hAnsi="Times New Roman" w:eastAsia="Times New Roman" w:cs="Times New Roman"/>
-          <w:vertAlign w:val="subscript"/>
-        </w:rPr>
-        <w:t>4</w:t>
-      </w:r>
-      <w:r>
-        <w:rPr>
-          <w:rFonts w:hint="eastAsia" w:ascii="Times New Roman" w:hAnsi="Times New Roman" w:eastAsia="Times New Roman" w:cs="Times New Roman"/>
-          <w:vertAlign w:val="superscript"/>
-        </w:rPr>
-        <w:t>3-</w:t>
-      </w:r>
-      <w:r>
-        <w:rPr>
-          <w:rFonts w:hint="eastAsia" w:ascii="Times New Roman" w:hAnsi="Times New Roman" w:eastAsia="Times New Roman" w:cs="Times New Roman"/>
-        </w:rPr>
-        <w:t>，</w:t>
+        <w:t xml:space="preserve">A.</w:t>
+      </w:r>
+      <w:r>
+        <w:rPr>
+          <w:rFonts w:ascii="Times New Roman" w:hAnsi="Times New Roman" w:eastAsia="Times New Roman" w:cs="Times New Roman"/>
+        </w:rPr>
+        <w:t xml:space="preserve"> </w:t>
+      </w:r>
+      <m:oMath>
+        <m:r>
+          <m:t>V</m:t>
+        </m:r>
+        <m:sSubSup>
+          <m:e>
+            <m:r>
+              <m:t>O</m:t>
+            </m:r>
+          </m:e>
+          <m:sub>
+            <m:r>
+              <m:t>4</m:t>
+            </m:r>
+          </m:sub>
+          <m:sup>
+            <m:r>
+              <m:t>3</m:t>
+            </m:r>
+            <m:r>
+              <m:rPr>
+                <m:sty m:val="p"/>
+              </m:rPr>
+              <m:t>−</m:t>
+            </m:r>
+          </m:sup>
+        </m:sSubSup>
+      </m:oMath>
+      <w:r>
+        <w:rPr>
+          <w:rFonts w:hint="eastAsia" w:ascii="Times New Roman" w:hAnsi="Times New Roman" w:eastAsia="Times New Roman" w:cs="Times New Roman"/>
+        </w:rPr>
+        <w:t xml:space="preserve">，</w:t>
       </w:r>
       <m:oMath>
         <m:sSub>
@@ -16064,41 +16205,68 @@
         <w:rPr>
           <w:rFonts w:ascii="Times New Roman" w:hAnsi="Times New Roman" w:eastAsia="Times New Roman" w:cs="Times New Roman"/>
         </w:rPr>
-        <w:t xml:space="preserve">B. </w:t>
-      </w:r>
-      <w:r>
-        <w:rPr>
-          <w:rFonts w:hint="eastAsia" w:ascii="Times New Roman" w:hAnsi="Times New Roman" w:eastAsia="Times New Roman" w:cs="Times New Roman"/>
-        </w:rPr>
-        <w:t>VO</w:t>
-      </w:r>
-      <w:r>
-        <w:rPr>
-          <w:rFonts w:hint="eastAsia" w:ascii="Times New Roman" w:hAnsi="Times New Roman" w:eastAsia="Times New Roman" w:cs="Times New Roman"/>
-          <w:vertAlign w:val="subscript"/>
-        </w:rPr>
-        <w:t>4</w:t>
-      </w:r>
-      <w:r>
-        <w:rPr>
-          <w:rFonts w:hint="eastAsia" w:ascii="Times New Roman" w:hAnsi="Times New Roman" w:eastAsia="Times New Roman" w:cs="Times New Roman"/>
-          <w:vertAlign w:val="superscript"/>
-        </w:rPr>
-        <w:t>3-</w:t>
-      </w:r>
-      <w:r>
-        <w:rPr>
-          <w:rFonts w:hint="eastAsia" w:ascii="Times New Roman" w:hAnsi="Times New Roman" w:eastAsia="Times New Roman" w:cs="Times New Roman"/>
-        </w:rPr>
-        <w:t>，V</w:t>
-      </w:r>
-      <w:r>
-        <w:rPr>
-          <w:rFonts w:hint="eastAsia" w:ascii="Times New Roman" w:hAnsi="Times New Roman" w:eastAsia="Times New Roman" w:cs="Times New Roman"/>
-          <w:vertAlign w:val="superscript"/>
-        </w:rPr>
-        <w:t>5+</w:t>
-      </w:r>
+        <w:t xml:space="preserve">B.</w:t>
+      </w:r>
+      <w:r>
+        <w:rPr>
+          <w:rFonts w:ascii="Times New Roman" w:hAnsi="Times New Roman" w:eastAsia="Times New Roman" w:cs="Times New Roman"/>
+        </w:rPr>
+        <w:t xml:space="preserve"> </w:t>
+      </w:r>
+      <m:oMath>
+        <m:r>
+          <m:t>V</m:t>
+        </m:r>
+        <m:sSubSup>
+          <m:e>
+            <m:r>
+              <m:t>O</m:t>
+            </m:r>
+          </m:e>
+          <m:sub>
+            <m:r>
+              <m:t>4</m:t>
+            </m:r>
+          </m:sub>
+          <m:sup>
+            <m:r>
+              <m:t>3</m:t>
+            </m:r>
+            <m:r>
+              <m:rPr>
+                <m:sty m:val="p"/>
+              </m:rPr>
+              <m:t>−</m:t>
+            </m:r>
+          </m:sup>
+        </m:sSubSup>
+      </m:oMath>
+      <w:r>
+        <w:rPr>
+          <w:rFonts w:hint="eastAsia" w:ascii="Times New Roman" w:hAnsi="Times New Roman" w:eastAsia="Times New Roman" w:cs="Times New Roman"/>
+        </w:rPr>
+        <w:t xml:space="preserve">，</w:t>
+      </w:r>
+      <m:oMath>
+        <m:sSup>
+          <m:e>
+            <m:r>
+              <m:t>V</m:t>
+            </m:r>
+          </m:e>
+          <m:sup>
+            <m:r>
+              <m:t>5</m:t>
+            </m:r>
+            <m:r>
+              <m:rPr>
+                <m:sty m:val="p"/>
+              </m:rPr>
+              <m:t>+</m:t>
+            </m:r>
+          </m:sup>
+        </m:sSup>
+      </m:oMath>
     </w:p>
     <w:p>
       <w:pPr>
@@ -16108,48 +16276,73 @@
         <w:rPr>
           <w:rFonts w:ascii="Times New Roman" w:hAnsi="Times New Roman" w:eastAsia="Times New Roman" w:cs="Times New Roman"/>
         </w:rPr>
-        <w:t xml:space="preserve">C. </w:t>
-      </w:r>
-      <w:r>
-        <w:rPr>
-          <w:rFonts w:hint="eastAsia" w:ascii="Times New Roman" w:hAnsi="Times New Roman" w:eastAsia="Times New Roman" w:cs="Times New Roman"/>
-        </w:rPr>
-        <w:t>VO</w:t>
-      </w:r>
-      <w:r>
-        <w:rPr>
-          <w:rFonts w:hint="eastAsia" w:ascii="Times New Roman" w:hAnsi="Times New Roman" w:eastAsia="Times New Roman" w:cs="Times New Roman"/>
-          <w:vertAlign w:val="subscript"/>
-        </w:rPr>
-        <w:t>2</w:t>
-      </w:r>
-      <w:r>
-        <w:rPr>
-          <w:rFonts w:hint="eastAsia" w:ascii="Times New Roman" w:hAnsi="Times New Roman" w:eastAsia="Times New Roman" w:cs="Times New Roman"/>
-          <w:vertAlign w:val="superscript"/>
-        </w:rPr>
-        <w:t>+</w:t>
-      </w:r>
-      <w:r>
-        <w:rPr>
-          <w:rFonts w:hint="eastAsia" w:ascii="Times New Roman" w:hAnsi="Times New Roman" w:eastAsia="Times New Roman" w:cs="Times New Roman"/>
-        </w:rPr>
-        <w:t>，VO</w:t>
-      </w:r>
-      <w:r>
-        <w:rPr>
-          <w:rFonts w:hint="eastAsia" w:ascii="Times New Roman" w:hAnsi="Times New Roman" w:eastAsia="Times New Roman" w:cs="Times New Roman"/>
-          <w:vertAlign w:val="subscript"/>
-        </w:rPr>
-        <w:t>4</w:t>
-      </w:r>
-      <w:r>
-        <w:rPr>
-          <w:rFonts w:hint="eastAsia" w:ascii="Times New Roman" w:hAnsi="Times New Roman" w:eastAsia="Times New Roman" w:cs="Times New Roman"/>
-          <w:vertAlign w:val="superscript"/>
-        </w:rPr>
-        <w:t>3-</w:t>
-      </w:r>
+        <w:t xml:space="preserve">C.</w:t>
+      </w:r>
+      <w:r>
+        <w:rPr>
+          <w:rFonts w:ascii="Times New Roman" w:hAnsi="Times New Roman" w:eastAsia="Times New Roman" w:cs="Times New Roman"/>
+        </w:rPr>
+        <w:t xml:space="preserve"> </w:t>
+      </w:r>
+      <m:oMath>
+        <m:r>
+          <m:t>V</m:t>
+        </m:r>
+        <m:sSubSup>
+          <m:e>
+            <m:r>
+              <m:t>O</m:t>
+            </m:r>
+          </m:e>
+          <m:sub>
+            <m:r>
+              <m:t>2</m:t>
+            </m:r>
+          </m:sub>
+          <m:sup>
+            <m:r>
+              <m:rPr>
+                <m:sty m:val="p"/>
+              </m:rPr>
+              <m:t>+</m:t>
+            </m:r>
+          </m:sup>
+        </m:sSubSup>
+      </m:oMath>
+      <w:r>
+        <w:rPr>
+          <w:rFonts w:hint="eastAsia" w:ascii="Times New Roman" w:hAnsi="Times New Roman" w:eastAsia="Times New Roman" w:cs="Times New Roman"/>
+        </w:rPr>
+        <w:t xml:space="preserve">，</w:t>
+      </w:r>
+      <m:oMath>
+        <m:r>
+          <m:t>V</m:t>
+        </m:r>
+        <m:sSubSup>
+          <m:e>
+            <m:r>
+              <m:t>O</m:t>
+            </m:r>
+          </m:e>
+          <m:sub>
+            <m:r>
+              <m:t>4</m:t>
+            </m:r>
+          </m:sub>
+          <m:sup>
+            <m:r>
+              <m:t>3</m:t>
+            </m:r>
+            <m:r>
+              <m:rPr>
+                <m:sty m:val="p"/>
+              </m:rPr>
+              <m:t>−</m:t>
+            </m:r>
+          </m:sup>
+        </m:sSubSup>
+      </m:oMath>
     </w:p>
     <w:p>
       <w:pPr>
@@ -16159,48 +16352,73 @@
         <w:rPr>
           <w:rFonts w:ascii="Times New Roman" w:hAnsi="Times New Roman" w:eastAsia="Times New Roman" w:cs="Times New Roman"/>
         </w:rPr>
-        <w:t xml:space="preserve">D. </w:t>
-      </w:r>
-      <w:r>
-        <w:rPr>
-          <w:rFonts w:hint="eastAsia" w:ascii="Times New Roman" w:hAnsi="Times New Roman" w:eastAsia="Times New Roman" w:cs="Times New Roman"/>
-        </w:rPr>
-        <w:t>VO</w:t>
-      </w:r>
-      <w:r>
-        <w:rPr>
-          <w:rFonts w:hint="eastAsia" w:ascii="Times New Roman" w:hAnsi="Times New Roman" w:eastAsia="Times New Roman" w:cs="Times New Roman"/>
-          <w:vertAlign w:val="subscript"/>
-        </w:rPr>
-        <w:t>4</w:t>
-      </w:r>
-      <w:r>
-        <w:rPr>
-          <w:rFonts w:hint="eastAsia" w:ascii="Times New Roman" w:hAnsi="Times New Roman" w:eastAsia="Times New Roman" w:cs="Times New Roman"/>
-          <w:vertAlign w:val="superscript"/>
-        </w:rPr>
-        <w:t>3-</w:t>
-      </w:r>
-      <w:r>
-        <w:rPr>
-          <w:rFonts w:hint="eastAsia" w:ascii="Times New Roman" w:hAnsi="Times New Roman" w:eastAsia="Times New Roman" w:cs="Times New Roman"/>
-        </w:rPr>
-        <w:t>，VO</w:t>
-      </w:r>
-      <w:r>
-        <w:rPr>
-          <w:rFonts w:hint="eastAsia" w:ascii="Times New Roman" w:hAnsi="Times New Roman" w:eastAsia="Times New Roman" w:cs="Times New Roman"/>
-          <w:vertAlign w:val="subscript"/>
-        </w:rPr>
-        <w:t>2</w:t>
-      </w:r>
-      <w:r>
-        <w:rPr>
-          <w:rFonts w:hint="eastAsia" w:ascii="Times New Roman" w:hAnsi="Times New Roman" w:eastAsia="Times New Roman" w:cs="Times New Roman"/>
-          <w:vertAlign w:val="superscript"/>
-        </w:rPr>
-        <w:t>+</w:t>
-      </w:r>
+        <w:t xml:space="preserve">D.</w:t>
+      </w:r>
+      <w:r>
+        <w:rPr>
+          <w:rFonts w:ascii="Times New Roman" w:hAnsi="Times New Roman" w:eastAsia="Times New Roman" w:cs="Times New Roman"/>
+        </w:rPr>
+        <w:t xml:space="preserve"> </w:t>
+      </w:r>
+      <m:oMath>
+        <m:r>
+          <m:t>V</m:t>
+        </m:r>
+        <m:sSubSup>
+          <m:e>
+            <m:r>
+              <m:t>O</m:t>
+            </m:r>
+          </m:e>
+          <m:sub>
+            <m:r>
+              <m:t>4</m:t>
+            </m:r>
+          </m:sub>
+          <m:sup>
+            <m:r>
+              <m:t>3</m:t>
+            </m:r>
+            <m:r>
+              <m:rPr>
+                <m:sty m:val="p"/>
+              </m:rPr>
+              <m:t>−</m:t>
+            </m:r>
+          </m:sup>
+        </m:sSubSup>
+      </m:oMath>
+      <w:r>
+        <w:rPr>
+          <w:rFonts w:hint="eastAsia" w:ascii="Times New Roman" w:hAnsi="Times New Roman" w:eastAsia="Times New Roman" w:cs="Times New Roman"/>
+        </w:rPr>
+        <w:t xml:space="preserve">，</w:t>
+      </w:r>
+      <m:oMath>
+        <m:r>
+          <m:t>V</m:t>
+        </m:r>
+        <m:sSubSup>
+          <m:e>
+            <m:r>
+              <m:t>O</m:t>
+            </m:r>
+          </m:e>
+          <m:sub>
+            <m:r>
+              <m:t>2</m:t>
+            </m:r>
+          </m:sub>
+          <m:sup>
+            <m:r>
+              <m:rPr>
+                <m:sty m:val="p"/>
+              </m:rPr>
+              <m:t>+</m:t>
+            </m:r>
+          </m:sup>
+        </m:sSubSup>
+      </m:oMath>
     </w:p>
     <w:bookmarkEnd w:id="97"/>
     <w:bookmarkStart w:id="98" w:name="第-24-题"/>
@@ -17104,26 +17322,34 @@
         </w:rPr>
         <w:t xml:space="preserve"> </w:t>
       </w:r>
-      <w:r>
-        <w:rPr>
-          <w:rFonts w:hint="eastAsia" w:ascii="Times New Roman" w:hAnsi="Times New Roman" w:eastAsia="Times New Roman" w:cs="Times New Roman"/>
-        </w:rPr>
-        <w:t>SO</w:t>
-      </w:r>
-      <w:r>
-        <w:rPr>
-          <w:rFonts w:hint="eastAsia" w:ascii="Times New Roman" w:hAnsi="Times New Roman" w:eastAsia="Times New Roman" w:cs="Times New Roman"/>
-          <w:vertAlign w:val="subscript"/>
-        </w:rPr>
-        <w:t>4</w:t>
-      </w:r>
-      <w:r>
-        <w:rPr>
-          <w:rFonts w:hint="eastAsia" w:ascii="Times New Roman" w:hAnsi="Times New Roman" w:eastAsia="Times New Roman" w:cs="Times New Roman"/>
-          <w:vertAlign w:val="superscript"/>
-        </w:rPr>
-        <w:t>2-</w:t>
-      </w:r>
+      <m:oMath>
+        <m:r>
+          <m:t>S</m:t>
+        </m:r>
+        <m:sSubSup>
+          <m:e>
+            <m:r>
+              <m:t>O</m:t>
+            </m:r>
+          </m:e>
+          <m:sub>
+            <m:r>
+              <m:t>4</m:t>
+            </m:r>
+          </m:sub>
+          <m:sup>
+            <m:r>
+              <m:t>2</m:t>
+            </m:r>
+            <m:r>
+              <m:rPr>
+                <m:sty m:val="p"/>
+              </m:rPr>
+              <m:t>−</m:t>
+            </m:r>
+          </m:sup>
+        </m:sSubSup>
+      </m:oMath>
       <w:r>
         <w:rPr>
           <w:rFonts w:hint="eastAsia" w:ascii="Times New Roman" w:hAnsi="Times New Roman" w:eastAsia="Times New Roman" w:cs="Times New Roman"/>
@@ -19034,7 +19260,7 @@
     <ns0:name ns0:val="Verbatim Char"/>
     <ns0:basedOn ns0:val="BodyTextChar"/>
     <ns0:rPr>
-      <ns0:rFonts ns0:ascii="Times New Roman" ns0:cs="Times New Roman" ns0:eastAsia="FangSong" ns0:hAnsi="Times New Roman"/>
+      <ns0:rFonts ns0:ascii="SimSun" ns0:cs="SimSun" ns0:eastAsia="SimSun" ns0:hAnsi="SimSun"/>
       <ns0:b ns0:val="0"/>
       <ns0:sz ns0:val="20"/>
     </ns0:rPr>
@@ -19088,7 +19314,7 @@
       <w:wordWrap w:val="off"/>
     </w:pPr>
     <ns0:rPr>
-      <w:rFonts ns0:ascii="Times New Roman" ns0:hAnsi="Times New Roman" ns0:eastAsia="FangSong" ns0:cs="Times New Roman"/>
+      <w:rFonts ns0:ascii="SimSun" ns0:hAnsi="SimSun" ns0:eastAsia="SimSun" ns0:cs="SimSun"/>
     </ns0:rPr>
   </w:style>
   <w:style w:type="character" w:customStyle="1" w:styleId="KeywordTok">

--- a/00-首页/题组Word/专项卷/二分册/专项卷VII-学生版.docx
+++ b/00-首页/题组Word/专项卷/二分册/专项卷VII-学生版.docx
@@ -670,6 +670,21 @@
         <w:t xml:space="preserve">。</w:t>
       </w:r>
     </w:p>
+    <w:p>
+      <w:pPr>
+        <w:spacing w:before="0" w:after="0"/>
+      </w:pPr>
+    </w:p>
+    <w:p>
+      <w:pPr>
+        <w:spacing w:before="0" w:after="0"/>
+      </w:pPr>
+    </w:p>
+    <w:p>
+      <w:pPr>
+        <w:spacing w:before="0" w:after="0"/>
+      </w:pPr>
+    </w:p>
     <w:bookmarkEnd w:id="10"/>
     <w:bookmarkStart w:id="11" w:name="第-2-题"/>
     <w:p>
@@ -722,6 +737,8 @@
     <w:p>
       <w:pPr>
         <w:pStyle w:val="FirstParagraph"/>
+        <w:ind w:left="480" w:hanging="480"/>
+        <w:spacing w:after="0"/>
       </w:pPr>
       <w:r>
         <w:rPr>
@@ -785,6 +802,13 @@
         </w:rPr>
         <w:t xml:space="preserve"> </w:t>
       </w:r>
+    </w:p>
+    <w:p>
+      <w:pPr>
+        <w:pStyle w:val="FirstParagraph"/>
+        <w:ind w:left="480" w:hanging="480"/>
+        <w:spacing w:before="0" w:after="0"/>
+      </w:pPr>
       <w:r>
         <w:rPr>
           <w:rFonts w:ascii="Times New Roman" w:hAnsi="Times New Roman" w:eastAsia="Times New Roman" w:cs="Times New Roman"/>
@@ -833,6 +857,13 @@
         </w:rPr>
         <w:t xml:space="preserve"> </w:t>
       </w:r>
+    </w:p>
+    <w:p>
+      <w:pPr>
+        <w:pStyle w:val="FirstParagraph"/>
+        <w:ind w:left="480" w:hanging="480"/>
+        <w:spacing w:before="0" w:after="0"/>
+      </w:pPr>
       <w:r>
         <w:rPr>
           <w:rFonts w:ascii="Times New Roman" w:hAnsi="Times New Roman" w:eastAsia="Times New Roman" w:cs="Times New Roman"/>
@@ -881,6 +912,13 @@
         </w:rPr>
         <w:t xml:space="preserve"> </w:t>
       </w:r>
+    </w:p>
+    <w:p>
+      <w:pPr>
+        <w:pStyle w:val="FirstParagraph"/>
+        <w:ind w:left="480" w:hanging="480"/>
+        <w:spacing w:before="0" w:after="0"/>
+      </w:pPr>
       <w:r>
         <w:rPr>
           <w:rFonts w:ascii="Times New Roman" w:hAnsi="Times New Roman" w:eastAsia="Times New Roman" w:cs="Times New Roman"/>
@@ -929,6 +967,13 @@
         </w:rPr>
         <w:t xml:space="preserve"> </w:t>
       </w:r>
+    </w:p>
+    <w:p>
+      <w:pPr>
+        <w:pStyle w:val="FirstParagraph"/>
+        <w:ind w:left="480" w:hanging="480"/>
+        <w:spacing w:before="0" w:after="180"/>
+      </w:pPr>
       <w:r>
         <w:rPr>
           <w:rFonts w:ascii="Times New Roman" w:hAnsi="Times New Roman" w:eastAsia="Times New Roman" w:cs="Times New Roman"/>
@@ -971,6 +1016,16 @@
         </w:rPr>
         <w:t>≥1:1</w:t>
       </w:r>
+    </w:p>
+    <w:p>
+      <w:pPr>
+        <w:spacing w:before="0" w:after="0"/>
+      </w:pPr>
+    </w:p>
+    <w:p>
+      <w:pPr>
+        <w:spacing w:before="0" w:after="0"/>
+      </w:pPr>
     </w:p>
     <w:bookmarkEnd w:id="11"/>
     <w:bookmarkStart w:id="12" w:name="第-3-题"/>
@@ -1437,6 +1492,31 @@
         <w:t>？</w:t>
       </w:r>
     </w:p>
+    <w:p>
+      <w:pPr>
+        <w:spacing w:before="0" w:after="0"/>
+      </w:pPr>
+    </w:p>
+    <w:p>
+      <w:pPr>
+        <w:spacing w:before="0" w:after="0"/>
+      </w:pPr>
+    </w:p>
+    <w:p>
+      <w:pPr>
+        <w:spacing w:before="0" w:after="0"/>
+      </w:pPr>
+    </w:p>
+    <w:p>
+      <w:pPr>
+        <w:spacing w:before="0" w:after="0"/>
+      </w:pPr>
+    </w:p>
+    <w:p>
+      <w:pPr>
+        <w:spacing w:before="0" w:after="0"/>
+      </w:pPr>
+    </w:p>
     <w:bookmarkEnd w:id="12"/>
     <w:bookmarkStart w:id="19" w:name="第-4-题"/>
     <w:p>
@@ -1575,7 +1655,7 @@
         </w:rPr>
         <w:drawing>
           <wp:inline>
-            <wp:extent cx="3600000" cy="2343050"/>
+            <wp:extent cx="3593897" cy="2343050"/>
             <wp:effectExtent b="0" l="0" r="0" t="0"/>
             <wp:docPr descr="" title="" id="14" name="Picture"/>
             <a:graphic>
@@ -1596,7 +1676,7 @@
                   <pic:spPr bwMode="auto">
                     <a:xfrm>
                       <a:off x="0" y="0"/>
-                      <a:ext cx="3600000" cy="2343050"/>
+                      <a:ext cx="3593897" cy="2343050"/>
                     </a:xfrm>
                     <a:prstGeom prst="rect">
                       <a:avLst/>
@@ -2173,6 +2253,46 @@
         <w:t>____。</w:t>
       </w:r>
     </w:p>
+    <w:p>
+      <w:pPr>
+        <w:spacing w:before="0" w:after="0"/>
+      </w:pPr>
+    </w:p>
+    <w:p>
+      <w:pPr>
+        <w:spacing w:before="0" w:after="0"/>
+      </w:pPr>
+    </w:p>
+    <w:p>
+      <w:pPr>
+        <w:spacing w:before="0" w:after="0"/>
+      </w:pPr>
+    </w:p>
+    <w:p>
+      <w:pPr>
+        <w:spacing w:before="0" w:after="0"/>
+      </w:pPr>
+    </w:p>
+    <w:p>
+      <w:pPr>
+        <w:spacing w:before="0" w:after="0"/>
+      </w:pPr>
+    </w:p>
+    <w:p>
+      <w:pPr>
+        <w:spacing w:before="0" w:after="0"/>
+      </w:pPr>
+    </w:p>
+    <w:p>
+      <w:pPr>
+        <w:spacing w:before="0" w:after="0"/>
+      </w:pPr>
+    </w:p>
+    <w:p>
+      <w:pPr>
+        <w:spacing w:before="0" w:after="0"/>
+      </w:pPr>
+    </w:p>
     <w:bookmarkEnd w:id="19"/>
     <w:bookmarkStart w:id="20" w:name="第-5-题"/>
     <w:p>
@@ -2843,6 +2963,16 @@
           <m:t>L</m:t>
         </m:r>
       </m:oMath>
+    </w:p>
+    <w:p>
+      <w:pPr>
+        <w:spacing w:before="0" w:after="0"/>
+      </w:pPr>
+    </w:p>
+    <w:p>
+      <w:pPr>
+        <w:spacing w:before="0" w:after="0"/>
+      </w:pPr>
     </w:p>
     <w:bookmarkEnd w:id="20"/>
     <w:bookmarkStart w:id="33" w:name="第-6-题"/>
@@ -3124,7 +3254,7 @@
         </w:rPr>
         <w:drawing>
           <wp:inline>
-            <wp:extent cx="3240000" cy="2589259"/>
+            <wp:extent cx="3240000" cy="2582410"/>
             <wp:effectExtent b="0" l="0" r="0" t="0"/>
             <wp:docPr descr="" title="" id="25" name="Picture"/>
             <a:graphic>
@@ -3145,7 +3275,7 @@
                   <pic:spPr bwMode="auto">
                     <a:xfrm>
                       <a:off x="0" y="0"/>
-                      <a:ext cx="3240000" cy="2589259"/>
+                      <a:ext cx="3240000" cy="2582410"/>
                     </a:xfrm>
                     <a:prstGeom prst="rect">
                       <a:avLst/>
@@ -3194,7 +3324,7 @@
         </w:rPr>
         <w:drawing>
           <wp:inline>
-            <wp:extent cx="3240000" cy="2634201"/>
+            <wp:extent cx="3240000" cy="2613782"/>
             <wp:effectExtent b="0" l="0" r="0" t="0"/>
             <wp:docPr descr="" title="" id="28" name="Picture"/>
             <a:graphic>
@@ -3215,7 +3345,7 @@
                   <pic:spPr bwMode="auto">
                     <a:xfrm>
                       <a:off x="0" y="0"/>
-                      <a:ext cx="3240000" cy="2634201"/>
+                      <a:ext cx="3240000" cy="2613782"/>
                     </a:xfrm>
                     <a:prstGeom prst="rect">
                       <a:avLst/>
@@ -3264,7 +3394,7 @@
         </w:rPr>
         <w:drawing>
           <wp:inline>
-            <wp:extent cx="3240000" cy="2641528"/>
+            <wp:extent cx="3240000" cy="2632068"/>
             <wp:effectExtent b="0" l="0" r="0" t="0"/>
             <wp:docPr descr="" title="" id="31" name="Picture"/>
             <a:graphic>
@@ -3285,7 +3415,7 @@
                   <pic:spPr bwMode="auto">
                     <a:xfrm>
                       <a:off x="0" y="0"/>
-                      <a:ext cx="3240000" cy="2641528"/>
+                      <a:ext cx="3240000" cy="2632068"/>
                     </a:xfrm>
                     <a:prstGeom prst="rect">
                       <a:avLst/>
@@ -3306,91 +3436,6 @@
     </w:p>
     <w:p>
       <w:pPr>
-        <w:pStyle w:val="BlockText"/>
-      </w:pPr>
-      <w:r>
-        <w:rPr>
-          <w:rFonts w:hint="eastAsia" w:ascii="Times New Roman" w:hAnsi="Times New Roman" w:eastAsia="FangSong" w:cs="Times New Roman"/>
-          <w:b/>
-          <w:bCs/>
-        </w:rPr>
-        <w:t xml:space="preserve">校勘注</w:t>
-      </w:r>
-      <w:r>
-        <w:rPr>
-          <w:rFonts w:hint="eastAsia" w:ascii="Times New Roman" w:hAnsi="Times New Roman" w:eastAsia="Times New Roman" w:cs="Times New Roman"/>
-        </w:rPr>
-        <w:t>：</w:t>
-      </w:r>
-      <w:r>
-        <w:rPr>
-          <w:rFonts w:hint="eastAsia" w:ascii="Times New Roman" w:hAnsi="Times New Roman" w:eastAsia="FangSong" w:cs="Times New Roman"/>
-        </w:rPr>
-        <w:t>原书</w:t>
-      </w:r>
-      <w:r>
-        <w:rPr>
-          <w:rFonts w:ascii="Times New Roman" w:hAnsi="Times New Roman" w:eastAsia="Times New Roman" w:cs="Times New Roman"/>
-        </w:rPr>
-        <w:t xml:space="preserve"> A/B/C/D </w:t>
-      </w:r>
-      <w:r>
-        <w:rPr>
-          <w:rFonts w:hint="eastAsia" w:ascii="Times New Roman" w:hAnsi="Times New Roman" w:eastAsia="FangSong" w:cs="Times New Roman"/>
-        </w:rPr>
-        <w:t>四图并列排版</w:t>
-      </w:r>
-      <w:r>
-        <w:rPr>
-          <w:rFonts w:hint="eastAsia" w:ascii="Times New Roman" w:hAnsi="Times New Roman" w:eastAsia="Times New Roman" w:cs="Times New Roman"/>
-        </w:rPr>
-        <w:t>，</w:t>
-      </w:r>
-      <w:r>
-        <w:rPr>
-          <w:rFonts w:hint="eastAsia" w:ascii="Times New Roman" w:hAnsi="Times New Roman" w:eastAsia="FangSong" w:cs="Times New Roman"/>
-        </w:rPr>
-        <w:t>按批</w:t>
-      </w:r>
-      <w:r>
-        <w:rPr>
-          <w:rFonts w:hint="eastAsia" w:ascii="Times New Roman" w:hAnsi="Times New Roman" w:eastAsia="Times New Roman" w:cs="Times New Roman"/>
-        </w:rPr>
-        <w:t>46</w:t>
-      </w:r>
-      <w:r>
-        <w:rPr>
-          <w:rFonts w:ascii="Times New Roman" w:hAnsi="Times New Roman" w:eastAsia="Times New Roman" w:cs="Times New Roman"/>
-        </w:rPr>
-        <w:t xml:space="preserve"> </w:t>
-      </w:r>
-      <w:r>
-        <w:rPr>
-          <w:rFonts w:hint="eastAsia" w:ascii="Times New Roman" w:hAnsi="Times New Roman" w:eastAsia="FangSong" w:cs="Times New Roman"/>
-        </w:rPr>
-        <w:t>教训直接以四图竖排列出并附标注</w:t>
-      </w:r>
-      <w:r>
-        <w:rPr>
-          <w:rFonts w:hint="eastAsia" w:ascii="Times New Roman" w:hAnsi="Times New Roman" w:eastAsia="Times New Roman" w:cs="Times New Roman"/>
-        </w:rPr>
-        <w:t>（</w:t>
-      </w:r>
-      <w:r>
-        <w:rPr>
-          <w:rFonts w:hint="eastAsia" w:ascii="Times New Roman" w:hAnsi="Times New Roman" w:eastAsia="FangSong" w:cs="Times New Roman"/>
-        </w:rPr>
-        <w:t>非表格嵌入</w:t>
-      </w:r>
-      <w:r>
-        <w:rPr>
-          <w:rFonts w:hint="eastAsia" w:ascii="Times New Roman" w:hAnsi="Times New Roman" w:eastAsia="Times New Roman" w:cs="Times New Roman"/>
-        </w:rPr>
-        <w:t>）。</w:t>
-      </w:r>
-    </w:p>
-    <w:p>
-      <w:pPr>
         <w:numPr>
           <w:ilvl w:val="0"/>
           <w:numId w:val="1003"/>
@@ -3592,6 +3637,31 @@
         </w:rPr>
         <w:t>____。</w:t>
       </w:r>
+    </w:p>
+    <w:p>
+      <w:pPr>
+        <w:spacing w:before="0" w:after="0"/>
+      </w:pPr>
+    </w:p>
+    <w:p>
+      <w:pPr>
+        <w:spacing w:before="0" w:after="0"/>
+      </w:pPr>
+    </w:p>
+    <w:p>
+      <w:pPr>
+        <w:spacing w:before="0" w:after="0"/>
+      </w:pPr>
+    </w:p>
+    <w:p>
+      <w:pPr>
+        <w:spacing w:before="0" w:after="0"/>
+      </w:pPr>
+    </w:p>
+    <w:p>
+      <w:pPr>
+        <w:spacing w:before="0" w:after="0"/>
+      </w:pPr>
     </w:p>
     <w:bookmarkEnd w:id="33"/>
     <w:bookmarkStart w:id="37" w:name="第-7-题"/>
@@ -4128,7 +4198,7 @@
         </w:rPr>
         <w:drawing>
           <wp:inline>
-            <wp:extent cx="3240000" cy="2678291"/>
+            <wp:extent cx="3240000" cy="2610000"/>
             <wp:effectExtent b="0" l="0" r="0" t="0"/>
             <wp:docPr descr="" title="" id="35" name="Picture"/>
             <a:graphic>
@@ -4149,7 +4219,7 @@
                   <pic:spPr bwMode="auto">
                     <a:xfrm>
                       <a:off x="0" y="0"/>
-                      <a:ext cx="3240000" cy="2678291"/>
+                      <a:ext cx="3240000" cy="2610000"/>
                     </a:xfrm>
                     <a:prstGeom prst="rect">
                       <a:avLst/>
@@ -4487,6 +4557,16 @@
         <w:t xml:space="preserve">的物质的量的减少值</w:t>
       </w:r>
     </w:p>
+    <w:p>
+      <w:pPr>
+        <w:spacing w:before="0" w:after="0"/>
+      </w:pPr>
+    </w:p>
+    <w:p>
+      <w:pPr>
+        <w:spacing w:before="0" w:after="0"/>
+      </w:pPr>
+    </w:p>
     <w:bookmarkEnd w:id="37"/>
     <w:bookmarkStart w:id="38" w:name="第-8-题"/>
     <w:p>
@@ -4862,6 +4942,31 @@
         <w:t>。</w:t>
       </w:r>
     </w:p>
+    <w:p>
+      <w:pPr>
+        <w:spacing w:before="0" w:after="0"/>
+      </w:pPr>
+    </w:p>
+    <w:p>
+      <w:pPr>
+        <w:spacing w:before="0" w:after="0"/>
+      </w:pPr>
+    </w:p>
+    <w:p>
+      <w:pPr>
+        <w:spacing w:before="0" w:after="0"/>
+      </w:pPr>
+    </w:p>
+    <w:p>
+      <w:pPr>
+        <w:spacing w:before="0" w:after="0"/>
+      </w:pPr>
+    </w:p>
+    <w:p>
+      <w:pPr>
+        <w:spacing w:before="0" w:after="0"/>
+      </w:pPr>
+    </w:p>
     <w:bookmarkEnd w:id="38"/>
     <w:bookmarkStart w:id="45" w:name="第-9-题"/>
     <w:p>
@@ -5108,7 +5213,7 @@
         </w:rPr>
         <w:drawing>
           <wp:inline>
-            <wp:extent cx="3600000" cy="1092134"/>
+            <wp:extent cx="3600000" cy="1035338"/>
             <wp:effectExtent b="0" l="0" r="0" t="0"/>
             <wp:docPr descr="" title="" id="40" name="Picture"/>
             <a:graphic>
@@ -5129,7 +5234,7 @@
                   <pic:spPr bwMode="auto">
                     <a:xfrm>
                       <a:off x="0" y="0"/>
-                      <a:ext cx="3600000" cy="1092134"/>
+                      <a:ext cx="3600000" cy="1035338"/>
                     </a:xfrm>
                     <a:prstGeom prst="rect">
                       <a:avLst/>
@@ -5160,7 +5265,7 @@
         </w:rPr>
         <w:drawing>
           <wp:inline>
-            <wp:extent cx="3600000" cy="948292"/>
+            <wp:extent cx="3600000" cy="924878"/>
             <wp:effectExtent b="0" l="0" r="0" t="0"/>
             <wp:docPr descr="" title="" id="43" name="Picture"/>
             <a:graphic>
@@ -5181,7 +5286,7 @@
                   <pic:spPr bwMode="auto">
                     <a:xfrm>
                       <a:off x="0" y="0"/>
-                      <a:ext cx="3600000" cy="948292"/>
+                      <a:ext cx="3600000" cy="924878"/>
                     </a:xfrm>
                     <a:prstGeom prst="rect">
                       <a:avLst/>
@@ -5326,6 +5431,31 @@
         <w:t>）</w:t>
       </w:r>
     </w:p>
+    <w:p>
+      <w:pPr>
+        <w:spacing w:before="0" w:after="0"/>
+      </w:pPr>
+    </w:p>
+    <w:p>
+      <w:pPr>
+        <w:spacing w:before="0" w:after="0"/>
+      </w:pPr>
+    </w:p>
+    <w:p>
+      <w:pPr>
+        <w:spacing w:before="0" w:after="0"/>
+      </w:pPr>
+    </w:p>
+    <w:p>
+      <w:pPr>
+        <w:spacing w:before="0" w:after="0"/>
+      </w:pPr>
+    </w:p>
+    <w:p>
+      <w:pPr>
+        <w:spacing w:before="0" w:after="0"/>
+      </w:pPr>
+    </w:p>
     <w:bookmarkEnd w:id="46"/>
     <w:bookmarkStart w:id="53" w:name="第-10-题"/>
     <w:p>
@@ -5482,7 +5612,7 @@
         </w:rPr>
         <w:drawing>
           <wp:inline>
-            <wp:extent cx="3600000" cy="761339"/>
+            <wp:extent cx="3600000" cy="754450"/>
             <wp:effectExtent b="0" l="0" r="0" t="0"/>
             <wp:docPr descr="" title="" id="48" name="Picture"/>
             <a:graphic>
@@ -5503,7 +5633,7 @@
                   <pic:spPr bwMode="auto">
                     <a:xfrm>
                       <a:off x="0" y="0"/>
-                      <a:ext cx="3600000" cy="761339"/>
+                      <a:ext cx="3600000" cy="754450"/>
                     </a:xfrm>
                     <a:prstGeom prst="rect">
                       <a:avLst/>
@@ -5918,7 +6048,7 @@
         </w:rPr>
         <w:drawing>
           <wp:inline>
-            <wp:extent cx="3225800" cy="1663700"/>
+            <wp:extent cx="3225800" cy="1587500"/>
             <wp:effectExtent b="0" l="0" r="0" t="0"/>
             <wp:docPr descr="" title="" id="51" name="Picture"/>
             <a:graphic>
@@ -5939,7 +6069,7 @@
                   <pic:spPr bwMode="auto">
                     <a:xfrm>
                       <a:off x="0" y="0"/>
-                      <a:ext cx="3225800" cy="1663700"/>
+                      <a:ext cx="3225800" cy="1587500"/>
                     </a:xfrm>
                     <a:prstGeom prst="rect">
                       <a:avLst/>
@@ -6059,6 +6189,31 @@
         <w:t>____。</w:t>
       </w:r>
     </w:p>
+    <w:p>
+      <w:pPr>
+        <w:spacing w:before="0" w:after="0"/>
+      </w:pPr>
+    </w:p>
+    <w:p>
+      <w:pPr>
+        <w:spacing w:before="0" w:after="0"/>
+      </w:pPr>
+    </w:p>
+    <w:p>
+      <w:pPr>
+        <w:spacing w:before="0" w:after="0"/>
+      </w:pPr>
+    </w:p>
+    <w:p>
+      <w:pPr>
+        <w:spacing w:before="0" w:after="0"/>
+      </w:pPr>
+    </w:p>
+    <w:p>
+      <w:pPr>
+        <w:spacing w:before="0" w:after="0"/>
+      </w:pPr>
+    </w:p>
     <w:bookmarkEnd w:id="53"/>
     <w:bookmarkStart w:id="57" w:name="第-11-题"/>
     <w:p>
@@ -6162,7 +6317,7 @@
         </w:rPr>
         <w:drawing>
           <wp:inline>
-            <wp:extent cx="2095500" cy="2273300"/>
+            <wp:extent cx="2019300" cy="2273300"/>
             <wp:effectExtent b="0" l="0" r="0" t="0"/>
             <wp:docPr descr="" title="" id="55" name="Picture"/>
             <a:graphic>
@@ -6183,7 +6338,7 @@
                   <pic:spPr bwMode="auto">
                     <a:xfrm>
                       <a:off x="0" y="0"/>
-                      <a:ext cx="2095500" cy="2273300"/>
+                      <a:ext cx="2019300" cy="2273300"/>
                     </a:xfrm>
                     <a:prstGeom prst="rect">
                       <a:avLst/>
@@ -6205,6 +6360,8 @@
     <w:p>
       <w:pPr>
         <w:pStyle w:val="BodyText"/>
+        <w:ind w:left="480" w:hanging="480"/>
+        <w:spacing w:after="0"/>
       </w:pPr>
       <w:r>
         <w:rPr>
@@ -6236,6 +6393,13 @@
         </w:rPr>
         <w:t xml:space="preserve"> </w:t>
       </w:r>
+    </w:p>
+    <w:p>
+      <w:pPr>
+        <w:pStyle w:val="BodyText"/>
+        <w:ind w:left="480" w:hanging="480"/>
+        <w:spacing w:before="0" w:after="0"/>
+      </w:pPr>
       <w:r>
         <w:rPr>
           <w:rFonts w:ascii="Times New Roman" w:hAnsi="Times New Roman" w:eastAsia="Times New Roman" w:cs="Times New Roman"/>
@@ -6270,7 +6434,20 @@
         <w:rPr>
           <w:rFonts w:ascii="Times New Roman" w:hAnsi="Times New Roman" w:eastAsia="Times New Roman" w:cs="Times New Roman"/>
         </w:rPr>
-        <w:t xml:space="preserve">　B. </w:t>
+        <w:t xml:space="preserve">　</w:t>
+      </w:r>
+    </w:p>
+    <w:p>
+      <w:pPr>
+        <w:pStyle w:val="BodyText"/>
+        <w:ind w:left="480" w:hanging="480"/>
+        <w:spacing w:before="0" w:after="0"/>
+      </w:pPr>
+      <w:r>
+        <w:rPr>
+          <w:rFonts w:ascii="Times New Roman" w:hAnsi="Times New Roman" w:eastAsia="Times New Roman" w:cs="Times New Roman"/>
+        </w:rPr>
+        <w:t xml:space="preserve">B. </w:t>
       </w:r>
       <w:r>
         <w:rPr>
@@ -6302,6 +6479,13 @@
         </w:rPr>
         <w:t xml:space="preserve"> </w:t>
       </w:r>
+    </w:p>
+    <w:p>
+      <w:pPr>
+        <w:pStyle w:val="BodyText"/>
+        <w:ind w:left="480" w:hanging="480"/>
+        <w:spacing w:before="0" w:after="0"/>
+      </w:pPr>
       <w:r>
         <w:rPr>
           <w:rFonts w:ascii="Times New Roman" w:hAnsi="Times New Roman" w:eastAsia="Times New Roman" w:cs="Times New Roman"/>
@@ -6336,7 +6520,20 @@
         <w:rPr>
           <w:rFonts w:ascii="Times New Roman" w:hAnsi="Times New Roman" w:eastAsia="Times New Roman" w:cs="Times New Roman"/>
         </w:rPr>
-        <w:t xml:space="preserve">　D. </w:t>
+        <w:t xml:space="preserve">　</w:t>
+      </w:r>
+    </w:p>
+    <w:p>
+      <w:pPr>
+        <w:pStyle w:val="BodyText"/>
+        <w:ind w:left="480" w:hanging="480"/>
+        <w:spacing w:before="0" w:after="180"/>
+      </w:pPr>
+      <w:r>
+        <w:rPr>
+          <w:rFonts w:ascii="Times New Roman" w:hAnsi="Times New Roman" w:eastAsia="Times New Roman" w:cs="Times New Roman"/>
+        </w:rPr>
+        <w:t xml:space="preserve">D. </w:t>
       </w:r>
       <w:r>
         <w:rPr>
@@ -6362,6 +6559,16 @@
         </w:rPr>
         <w:t>环己烯</w:t>
       </w:r>
+    </w:p>
+    <w:p>
+      <w:pPr>
+        <w:spacing w:before="0" w:after="0"/>
+      </w:pPr>
+    </w:p>
+    <w:p>
+      <w:pPr>
+        <w:spacing w:before="0" w:after="0"/>
+      </w:pPr>
     </w:p>
     <w:bookmarkEnd w:id="57"/>
     <w:bookmarkStart w:id="61" w:name="第-12-题"/>
@@ -6641,7 +6848,7 @@
         </w:rPr>
         <w:drawing>
           <wp:inline>
-            <wp:extent cx="3600000" cy="1991732"/>
+            <wp:extent cx="3600000" cy="1986603"/>
             <wp:effectExtent b="0" l="0" r="0" t="0"/>
             <wp:docPr descr="" title="" id="59" name="Picture"/>
             <a:graphic>
@@ -6662,7 +6869,7 @@
                   <pic:spPr bwMode="auto">
                     <a:xfrm>
                       <a:off x="0" y="0"/>
-                      <a:ext cx="3600000" cy="1991732"/>
+                      <a:ext cx="3600000" cy="1986603"/>
                     </a:xfrm>
                     <a:prstGeom prst="rect">
                       <a:avLst/>
@@ -6787,6 +6994,8 @@
           <w:ilvl w:val="0"/>
           <w:numId w:val="1007"/>
         </w:numPr>
+        <w:ind w:left="480" w:hanging="480"/>
+        <w:spacing w:after="0"/>
       </w:pPr>
       <w:r>
         <w:rPr>
@@ -6894,6 +7103,16 @@
         </w:rPr>
         <w:t xml:space="preserve"> </w:t>
       </w:r>
+    </w:p>
+    <w:p>
+      <w:pPr>
+        <w:numPr>
+          <w:ilvl w:val="0"/>
+          <w:numId w:val="1007"/>
+        </w:numPr>
+        <w:ind w:left="480" w:hanging="480"/>
+        <w:spacing w:before="0" w:after="0"/>
+      </w:pPr>
       <w:r>
         <w:rPr>
           <w:rFonts w:ascii="Times New Roman" w:hAnsi="Times New Roman" w:eastAsia="Times New Roman" w:cs="Times New Roman"/>
@@ -7015,6 +7234,16 @@
         </w:rPr>
         <w:t xml:space="preserve"> </w:t>
       </w:r>
+    </w:p>
+    <w:p>
+      <w:pPr>
+        <w:numPr>
+          <w:ilvl w:val="0"/>
+          <w:numId w:val="1007"/>
+        </w:numPr>
+        <w:ind w:left="480" w:hanging="480"/>
+        <w:spacing w:before="0" w:after="0"/>
+      </w:pPr>
       <w:r>
         <w:rPr>
           <w:rFonts w:ascii="Times New Roman" w:hAnsi="Times New Roman" w:eastAsia="Times New Roman" w:cs="Times New Roman"/>
@@ -7083,6 +7312,16 @@
         </w:rPr>
         <w:t xml:space="preserve"> </w:t>
       </w:r>
+    </w:p>
+    <w:p>
+      <w:pPr>
+        <w:numPr>
+          <w:ilvl w:val="0"/>
+          <w:numId w:val="1007"/>
+        </w:numPr>
+        <w:ind w:left="480" w:hanging="480"/>
+        <w:spacing w:before="0" w:after="0"/>
+      </w:pPr>
       <w:r>
         <w:rPr>
           <w:rFonts w:ascii="Times New Roman" w:hAnsi="Times New Roman" w:eastAsia="Times New Roman" w:cs="Times New Roman"/>
@@ -7198,6 +7437,16 @@
         </w:rPr>
         <w:t xml:space="preserve"> </w:t>
       </w:r>
+    </w:p>
+    <w:p>
+      <w:pPr>
+        <w:numPr>
+          <w:ilvl w:val="0"/>
+          <w:numId w:val="1007"/>
+        </w:numPr>
+        <w:ind w:left="480" w:hanging="480"/>
+        <w:spacing w:before="0" w:after="180"/>
+      </w:pPr>
       <w:r>
         <w:rPr>
           <w:rFonts w:ascii="Times New Roman" w:hAnsi="Times New Roman" w:eastAsia="Times New Roman" w:cs="Times New Roman"/>
@@ -7502,6 +7751,16 @@
         <w:t xml:space="preserve">J）。</w:t>
       </w:r>
     </w:p>
+    <w:p>
+      <w:pPr>
+        <w:spacing w:before="0" w:after="0"/>
+      </w:pPr>
+    </w:p>
+    <w:p>
+      <w:pPr>
+        <w:spacing w:before="0" w:after="0"/>
+      </w:pPr>
+    </w:p>
     <w:bookmarkEnd w:id="61"/>
     <w:bookmarkStart w:id="65" w:name="第-13-题"/>
     <w:p>
@@ -7934,7 +8193,7 @@
         </w:rPr>
         <w:drawing>
           <wp:inline>
-            <wp:extent cx="3600000" cy="1191504"/>
+            <wp:extent cx="3600000" cy="1076814"/>
             <wp:effectExtent b="0" l="0" r="0" t="0"/>
             <wp:docPr descr="" title="" id="63" name="Picture"/>
             <a:graphic>
@@ -7955,7 +8214,7 @@
                   <pic:spPr bwMode="auto">
                     <a:xfrm>
                       <a:off x="0" y="0"/>
-                      <a:ext cx="3600000" cy="1191504"/>
+                      <a:ext cx="3600000" cy="1076814"/>
                     </a:xfrm>
                     <a:prstGeom prst="rect">
                       <a:avLst/>
@@ -8050,6 +8309,46 @@
         <w:t>。</w:t>
       </w:r>
     </w:p>
+    <w:p>
+      <w:pPr>
+        <w:spacing w:before="0" w:after="0"/>
+      </w:pPr>
+    </w:p>
+    <w:p>
+      <w:pPr>
+        <w:spacing w:before="0" w:after="0"/>
+      </w:pPr>
+    </w:p>
+    <w:p>
+      <w:pPr>
+        <w:spacing w:before="0" w:after="0"/>
+      </w:pPr>
+    </w:p>
+    <w:p>
+      <w:pPr>
+        <w:spacing w:before="0" w:after="0"/>
+      </w:pPr>
+    </w:p>
+    <w:p>
+      <w:pPr>
+        <w:spacing w:before="0" w:after="0"/>
+      </w:pPr>
+    </w:p>
+    <w:p>
+      <w:pPr>
+        <w:spacing w:before="0" w:after="0"/>
+      </w:pPr>
+    </w:p>
+    <w:p>
+      <w:pPr>
+        <w:spacing w:before="0" w:after="0"/>
+      </w:pPr>
+    </w:p>
+    <w:p>
+      <w:pPr>
+        <w:spacing w:before="0" w:after="0"/>
+      </w:pPr>
+    </w:p>
     <w:bookmarkEnd w:id="65"/>
     <w:bookmarkStart w:id="66" w:name="第-14-题"/>
     <w:p>
@@ -8297,6 +8596,8 @@
     <w:p>
       <w:pPr>
         <w:pStyle w:val="BodyText"/>
+        <w:ind w:left="480" w:hanging="480"/>
+        <w:spacing w:after="0"/>
       </w:pPr>
       <w:r>
         <w:rPr>
@@ -8314,7 +8615,20 @@
         <w:rPr>
           <w:rFonts w:ascii="Times New Roman" w:hAnsi="Times New Roman" w:eastAsia="Times New Roman" w:cs="Times New Roman"/>
         </w:rPr>
-        <w:t xml:space="preserve">　B. 6 </w:t>
+        <w:t xml:space="preserve">　</w:t>
+      </w:r>
+    </w:p>
+    <w:p>
+      <w:pPr>
+        <w:pStyle w:val="BodyText"/>
+        <w:ind w:left="480" w:hanging="480"/>
+        <w:spacing w:before="0" w:after="0"/>
+      </w:pPr>
+      <w:r>
+        <w:rPr>
+          <w:rFonts w:ascii="Times New Roman" w:hAnsi="Times New Roman" w:eastAsia="Times New Roman" w:cs="Times New Roman"/>
+        </w:rPr>
+        <w:t xml:space="preserve">B. 6 </w:t>
       </w:r>
       <w:r>
         <w:rPr>
@@ -8328,6 +8642,13 @@
         </w:rPr>
         <w:t xml:space="preserve"> </w:t>
       </w:r>
+    </w:p>
+    <w:p>
+      <w:pPr>
+        <w:pStyle w:val="BodyText"/>
+        <w:ind w:left="480" w:hanging="480"/>
+        <w:spacing w:before="0" w:after="0"/>
+      </w:pPr>
       <w:r>
         <w:rPr>
           <w:rFonts w:ascii="Times New Roman" w:hAnsi="Times New Roman" w:eastAsia="Times New Roman" w:cs="Times New Roman"/>
@@ -8344,7 +8665,20 @@
         <w:rPr>
           <w:rFonts w:ascii="Times New Roman" w:hAnsi="Times New Roman" w:eastAsia="Times New Roman" w:cs="Times New Roman"/>
         </w:rPr>
-        <w:t xml:space="preserve">　D. 6 </w:t>
+        <w:t xml:space="preserve">　</w:t>
+      </w:r>
+    </w:p>
+    <w:p>
+      <w:pPr>
+        <w:pStyle w:val="BodyText"/>
+        <w:ind w:left="480" w:hanging="480"/>
+        <w:spacing w:before="0" w:after="180"/>
+      </w:pPr>
+      <w:r>
+        <w:rPr>
+          <w:rFonts w:ascii="Times New Roman" w:hAnsi="Times New Roman" w:eastAsia="Times New Roman" w:cs="Times New Roman"/>
+        </w:rPr>
+        <w:t xml:space="preserve">D. 6 </w:t>
       </w:r>
       <w:r>
         <w:rPr>
@@ -8352,6 +8686,16 @@
         </w:rPr>
         <w:t xml:space="preserve">个碳原子不可能都在同一平面上</w:t>
       </w:r>
+    </w:p>
+    <w:p>
+      <w:pPr>
+        <w:spacing w:before="0" w:after="0"/>
+      </w:pPr>
+    </w:p>
+    <w:p>
+      <w:pPr>
+        <w:spacing w:before="0" w:after="0"/>
+      </w:pPr>
     </w:p>
     <w:bookmarkEnd w:id="66"/>
     <w:bookmarkStart w:id="67" w:name="第-15-题"/>
@@ -8778,6 +9122,46 @@
         </w:rPr>
         <w:t>。</w:t>
       </w:r>
+    </w:p>
+    <w:p>
+      <w:pPr>
+        <w:spacing w:before="0" w:after="0"/>
+      </w:pPr>
+    </w:p>
+    <w:p>
+      <w:pPr>
+        <w:spacing w:before="0" w:after="0"/>
+      </w:pPr>
+    </w:p>
+    <w:p>
+      <w:pPr>
+        <w:spacing w:before="0" w:after="0"/>
+      </w:pPr>
+    </w:p>
+    <w:p>
+      <w:pPr>
+        <w:spacing w:before="0" w:after="0"/>
+      </w:pPr>
+    </w:p>
+    <w:p>
+      <w:pPr>
+        <w:spacing w:before="0" w:after="0"/>
+      </w:pPr>
+    </w:p>
+    <w:p>
+      <w:pPr>
+        <w:spacing w:before="0" w:after="0"/>
+      </w:pPr>
+    </w:p>
+    <w:p>
+      <w:pPr>
+        <w:spacing w:before="0" w:after="0"/>
+      </w:pPr>
+    </w:p>
+    <w:p>
+      <w:pPr>
+        <w:spacing w:before="0" w:after="0"/>
+      </w:pPr>
     </w:p>
     <w:bookmarkEnd w:id="67"/>
     <w:bookmarkStart w:id="71" w:name="第-16-题"/>
@@ -11422,6 +11806,46 @@
         <w:t>？</w:t>
       </w:r>
     </w:p>
+    <w:p>
+      <w:pPr>
+        <w:spacing w:before="0" w:after="0"/>
+      </w:pPr>
+    </w:p>
+    <w:p>
+      <w:pPr>
+        <w:spacing w:before="0" w:after="0"/>
+      </w:pPr>
+    </w:p>
+    <w:p>
+      <w:pPr>
+        <w:spacing w:before="0" w:after="0"/>
+      </w:pPr>
+    </w:p>
+    <w:p>
+      <w:pPr>
+        <w:spacing w:before="0" w:after="0"/>
+      </w:pPr>
+    </w:p>
+    <w:p>
+      <w:pPr>
+        <w:spacing w:before="0" w:after="0"/>
+      </w:pPr>
+    </w:p>
+    <w:p>
+      <w:pPr>
+        <w:spacing w:before="0" w:after="0"/>
+      </w:pPr>
+    </w:p>
+    <w:p>
+      <w:pPr>
+        <w:spacing w:before="0" w:after="0"/>
+      </w:pPr>
+    </w:p>
+    <w:p>
+      <w:pPr>
+        <w:spacing w:before="0" w:after="0"/>
+      </w:pPr>
+    </w:p>
     <w:bookmarkEnd w:id="71"/>
     <w:bookmarkStart w:id="72" w:name="第-17-题"/>
     <w:p>
@@ -11827,6 +12251,46 @@
         </w:rPr>
         <w:t>。</w:t>
       </w:r>
+    </w:p>
+    <w:p>
+      <w:pPr>
+        <w:spacing w:before="0" w:after="0"/>
+      </w:pPr>
+    </w:p>
+    <w:p>
+      <w:pPr>
+        <w:spacing w:before="0" w:after="0"/>
+      </w:pPr>
+    </w:p>
+    <w:p>
+      <w:pPr>
+        <w:spacing w:before="0" w:after="0"/>
+      </w:pPr>
+    </w:p>
+    <w:p>
+      <w:pPr>
+        <w:spacing w:before="0" w:after="0"/>
+      </w:pPr>
+    </w:p>
+    <w:p>
+      <w:pPr>
+        <w:spacing w:before="0" w:after="0"/>
+      </w:pPr>
+    </w:p>
+    <w:p>
+      <w:pPr>
+        <w:spacing w:before="0" w:after="0"/>
+      </w:pPr>
+    </w:p>
+    <w:p>
+      <w:pPr>
+        <w:spacing w:before="0" w:after="0"/>
+      </w:pPr>
+    </w:p>
+    <w:p>
+      <w:pPr>
+        <w:spacing w:before="0" w:after="0"/>
+      </w:pPr>
     </w:p>
     <w:bookmarkEnd w:id="72"/>
     <w:bookmarkStart w:id="76" w:name="第-18-题"/>
@@ -12078,6 +12542,8 @@
     <w:p>
       <w:pPr>
         <w:pStyle w:val="FirstParagraph"/>
+        <w:ind w:left="480" w:hanging="480"/>
+        <w:spacing w:after="0"/>
       </w:pPr>
       <w:r>
         <w:rPr>
@@ -12095,7 +12561,20 @@
         <w:rPr>
           <w:rFonts w:ascii="Times New Roman" w:hAnsi="Times New Roman" w:eastAsia="Times New Roman" w:cs="Times New Roman"/>
         </w:rPr>
-        <w:t xml:space="preserve">　B. </w:t>
+        <w:t xml:space="preserve">　</w:t>
+      </w:r>
+    </w:p>
+    <w:p>
+      <w:pPr>
+        <w:pStyle w:val="FirstParagraph"/>
+        <w:ind w:left="480" w:hanging="480"/>
+        <w:spacing w:before="0" w:after="0"/>
+      </w:pPr>
+      <w:r>
+        <w:rPr>
+          <w:rFonts w:ascii="Times New Roman" w:hAnsi="Times New Roman" w:eastAsia="Times New Roman" w:cs="Times New Roman"/>
+        </w:rPr>
+        <w:t xml:space="preserve">B. </w:t>
       </w:r>
       <w:r>
         <w:rPr>
@@ -12107,7 +12586,20 @@
         <w:rPr>
           <w:rFonts w:ascii="Times New Roman" w:hAnsi="Times New Roman" w:eastAsia="Times New Roman" w:cs="Times New Roman"/>
         </w:rPr>
-        <w:t xml:space="preserve">　C. </w:t>
+        <w:t xml:space="preserve">　</w:t>
+      </w:r>
+    </w:p>
+    <w:p>
+      <w:pPr>
+        <w:pStyle w:val="FirstParagraph"/>
+        <w:ind w:left="480" w:hanging="480"/>
+        <w:spacing w:before="0" w:after="0"/>
+      </w:pPr>
+      <w:r>
+        <w:rPr>
+          <w:rFonts w:ascii="Times New Roman" w:hAnsi="Times New Roman" w:eastAsia="Times New Roman" w:cs="Times New Roman"/>
+        </w:rPr>
+        <w:t xml:space="preserve">C. </w:t>
       </w:r>
       <w:r>
         <w:rPr>
@@ -12119,7 +12611,20 @@
         <w:rPr>
           <w:rFonts w:ascii="Times New Roman" w:hAnsi="Times New Roman" w:eastAsia="Times New Roman" w:cs="Times New Roman"/>
         </w:rPr>
-        <w:t xml:space="preserve">　D. </w:t>
+        <w:t xml:space="preserve">　</w:t>
+      </w:r>
+    </w:p>
+    <w:p>
+      <w:pPr>
+        <w:pStyle w:val="FirstParagraph"/>
+        <w:ind w:left="480" w:hanging="480"/>
+        <w:spacing w:before="0" w:after="180"/>
+      </w:pPr>
+      <w:r>
+        <w:rPr>
+          <w:rFonts w:ascii="Times New Roman" w:hAnsi="Times New Roman" w:eastAsia="Times New Roman" w:cs="Times New Roman"/>
+        </w:rPr>
+        <w:t xml:space="preserve">D. </w:t>
       </w:r>
       <w:r>
         <w:rPr>
@@ -12127,6 +12632,16 @@
         </w:rPr>
         <w:t xml:space="preserve">几何异构体</w:t>
       </w:r>
+    </w:p>
+    <w:p>
+      <w:pPr>
+        <w:spacing w:before="0" w:after="0"/>
+      </w:pPr>
+    </w:p>
+    <w:p>
+      <w:pPr>
+        <w:spacing w:before="0" w:after="0"/>
+      </w:pPr>
     </w:p>
     <w:bookmarkEnd w:id="76"/>
     <w:bookmarkStart w:id="80" w:name="第-19-题"/>
@@ -12308,7 +12823,7 @@
         </w:rPr>
         <w:drawing>
           <wp:inline>
-            <wp:extent cx="3600000" cy="770441"/>
+            <wp:extent cx="3600000" cy="767723"/>
             <wp:effectExtent b="0" l="0" r="0" t="0"/>
             <wp:docPr descr="" title="" id="78" name="Picture"/>
             <a:graphic>
@@ -12329,7 +12844,7 @@
                   <pic:spPr bwMode="auto">
                     <a:xfrm>
                       <a:off x="0" y="0"/>
-                      <a:ext cx="3600000" cy="770441"/>
+                      <a:ext cx="3600000" cy="767723"/>
                     </a:xfrm>
                     <a:prstGeom prst="rect">
                       <a:avLst/>
@@ -12576,6 +13091,31 @@
         <w:t xml:space="preserve"> ____。</w:t>
       </w:r>
     </w:p>
+    <w:p>
+      <w:pPr>
+        <w:spacing w:before="0" w:after="0"/>
+      </w:pPr>
+    </w:p>
+    <w:p>
+      <w:pPr>
+        <w:spacing w:before="0" w:after="0"/>
+      </w:pPr>
+    </w:p>
+    <w:p>
+      <w:pPr>
+        <w:spacing w:before="0" w:after="0"/>
+      </w:pPr>
+    </w:p>
+    <w:p>
+      <w:pPr>
+        <w:spacing w:before="0" w:after="0"/>
+      </w:pPr>
+    </w:p>
+    <w:p>
+      <w:pPr>
+        <w:spacing w:before="0" w:after="0"/>
+      </w:pPr>
+    </w:p>
     <w:bookmarkEnd w:id="80"/>
     <w:bookmarkStart w:id="81" w:name="第-20-题"/>
     <w:p>
@@ -13832,203 +14372,43 @@
     </w:p>
     <w:p>
       <w:pPr>
-        <w:pStyle w:val="BlockText"/>
-      </w:pPr>
-      <w:r>
-        <w:rPr>
-          <w:rFonts w:hint="eastAsia" w:ascii="Times New Roman" w:hAnsi="Times New Roman" w:eastAsia="FangSong" w:cs="Times New Roman"/>
-          <w:b/>
-          <w:bCs/>
-        </w:rPr>
-        <w:t xml:space="preserve">校勘注</w:t>
-      </w:r>
-      <w:r>
-        <w:rPr>
-          <w:rFonts w:hint="eastAsia" w:ascii="Times New Roman" w:hAnsi="Times New Roman" w:eastAsia="Times New Roman" w:cs="Times New Roman"/>
-        </w:rPr>
-        <w:t>：</w:t>
-      </w:r>
-      <w:r>
-        <w:rPr>
-          <w:rFonts w:hint="eastAsia" w:ascii="Times New Roman" w:hAnsi="Times New Roman" w:eastAsia="FangSong" w:cs="Times New Roman"/>
-        </w:rPr>
-        <w:t>题面首句氨基酸通式与内盐式原书为竖排侧基</w:t>
-      </w:r>
-      <w:r>
-        <w:rPr>
-          <w:rFonts w:hint="eastAsia" w:ascii="Times New Roman" w:hAnsi="Times New Roman" w:eastAsia="Times New Roman" w:cs="Times New Roman"/>
-        </w:rPr>
-        <w:t>（NH</w:t>
-      </w:r>
-      <w:r>
-        <w:rPr>
-          <w:rFonts w:hint="eastAsia" w:ascii="Times New Roman" w:hAnsi="Times New Roman" w:eastAsia="Times New Roman" w:cs="Times New Roman"/>
-          <w:vertAlign w:val="subscript"/>
-        </w:rPr>
-        <w:t>2</w:t>
-      </w:r>
-      <w:r>
-        <w:rPr>
-          <w:rFonts w:hint="eastAsia" w:ascii="Times New Roman" w:hAnsi="Times New Roman" w:eastAsia="Times New Roman" w:cs="Times New Roman"/>
-        </w:rPr>
-        <w:t>／NH</w:t>
-      </w:r>
-      <w:r>
-        <w:rPr>
-          <w:rFonts w:hint="eastAsia" w:ascii="Times New Roman" w:hAnsi="Times New Roman" w:eastAsia="Times New Roman" w:cs="Times New Roman"/>
-          <w:vertAlign w:val="subscript"/>
-        </w:rPr>
-        <w:t>3</w:t>
-      </w:r>
-      <w:r>
-        <w:rPr>
-          <w:rFonts w:hint="eastAsia" w:ascii="Times New Roman" w:hAnsi="Times New Roman" w:eastAsia="Times New Roman" w:cs="Times New Roman"/>
-          <w:vertAlign w:val="superscript"/>
-        </w:rPr>
-        <w:t>+</w:t>
-      </w:r>
-      <w:r>
-        <w:rPr>
-          <w:rFonts w:ascii="Times New Roman" w:hAnsi="Times New Roman" w:eastAsia="Times New Roman" w:cs="Times New Roman"/>
-        </w:rPr>
-        <w:t xml:space="preserve"> </w:t>
-      </w:r>
-      <w:r>
-        <w:rPr>
-          <w:rFonts w:hint="eastAsia" w:ascii="Times New Roman" w:hAnsi="Times New Roman" w:eastAsia="FangSong" w:cs="Times New Roman"/>
-        </w:rPr>
-        <w:t xml:space="preserve">在</w:t>
-      </w:r>
-      <w:r>
-        <w:rPr>
-          <w:rFonts w:ascii="Times New Roman" w:hAnsi="Times New Roman" w:eastAsia="Times New Roman" w:cs="Times New Roman"/>
-        </w:rPr>
-        <w:t xml:space="preserve"> </w:t>
-      </w:r>
-      <w:r>
-        <w:rPr>
-          <w:rFonts w:hint="eastAsia" w:ascii="Times New Roman" w:hAnsi="Times New Roman" w:eastAsia="Times New Roman" w:cs="Times New Roman"/>
-        </w:rPr>
-        <w:t>α-</w:t>
-      </w:r>
-      <w:r>
-        <w:rPr>
-          <w:rFonts w:hint="eastAsia" w:ascii="Times New Roman" w:hAnsi="Times New Roman" w:eastAsia="FangSong" w:cs="Times New Roman"/>
-        </w:rPr>
-        <w:t>碳下方</w:t>
-      </w:r>
-      <w:r>
-        <w:rPr>
-          <w:rFonts w:hint="eastAsia" w:ascii="Times New Roman" w:hAnsi="Times New Roman" w:eastAsia="Times New Roman" w:cs="Times New Roman"/>
-        </w:rPr>
-        <w:t>），OCR</w:t>
-      </w:r>
-      <w:r>
-        <w:rPr>
-          <w:rFonts w:ascii="Times New Roman" w:hAnsi="Times New Roman" w:eastAsia="Times New Roman" w:cs="Times New Roman"/>
-        </w:rPr>
-        <w:t xml:space="preserve"> </w:t>
-      </w:r>
-      <w:r>
-        <w:rPr>
-          <w:rFonts w:hint="eastAsia" w:ascii="Times New Roman" w:hAnsi="Times New Roman" w:eastAsia="FangSong" w:cs="Times New Roman"/>
-        </w:rPr>
-        <w:t>拍扁错位</w:t>
-      </w:r>
-      <w:r>
-        <w:rPr>
-          <w:rFonts w:hint="eastAsia" w:ascii="Times New Roman" w:hAnsi="Times New Roman" w:eastAsia="Times New Roman" w:cs="Times New Roman"/>
-        </w:rPr>
-        <w:t>，</w:t>
-      </w:r>
-      <w:r>
-        <w:rPr>
-          <w:rFonts w:hint="eastAsia" w:ascii="Times New Roman" w:hAnsi="Times New Roman" w:eastAsia="FangSong" w:cs="Times New Roman"/>
-        </w:rPr>
-        <w:t>按通式</w:t>
-      </w:r>
-      <w:r>
-        <w:rPr>
-          <w:rFonts w:ascii="Times New Roman" w:hAnsi="Times New Roman" w:eastAsia="Times New Roman" w:cs="Times New Roman"/>
-        </w:rPr>
-        <w:t xml:space="preserve"> </w:t>
-      </w:r>
-      <m:oMath>
-        <m:oMathPr>
-          <m:ctrlPr>
-            <w:rPr>
-              <w:sz w:val="28"/>
-              <w:szCs w:val="28"/>
-            </w:rPr>
-          </m:ctrlPr>
-        </m:oMathPr>
-        <m:r>
-          <m:t>R</m:t>
-        </m:r>
-        <m:r>
-          <m:t>C</m:t>
-        </m:r>
-        <m:r>
-          <m:t>H</m:t>
-        </m:r>
-        <m:r>
-          <m:rPr>
-            <m:sty m:val="p"/>
-          </m:rPr>
-          <m:t>(</m:t>
-        </m:r>
-        <m:r>
-          <m:t>N</m:t>
-        </m:r>
-        <m:sSub>
-          <m:e>
-            <m:r>
-              <m:t>H</m:t>
-            </m:r>
-          </m:e>
-          <m:sub>
-            <m:r>
-              <m:t>2</m:t>
-            </m:r>
-          </m:sub>
-        </m:sSub>
-        <m:r>
-          <m:rPr>
-            <m:sty m:val="p"/>
-          </m:rPr>
-          <m:t>)</m:t>
-        </m:r>
-        <m:r>
-          <m:t>C</m:t>
-        </m:r>
-        <m:r>
-          <m:t>O</m:t>
-        </m:r>
-        <m:r>
-          <m:t>O</m:t>
-        </m:r>
-        <m:r>
-          <m:t>H</m:t>
-        </m:r>
-      </m:oMath>
-      <w:r>
-        <w:rPr>
-          <w:rFonts w:ascii="Times New Roman" w:hAnsi="Times New Roman" w:eastAsia="Times New Roman" w:cs="Times New Roman"/>
-        </w:rPr>
-        <w:t xml:space="preserve"> </w:t>
-      </w:r>
-      <w:r>
-        <w:rPr>
-          <w:rFonts w:hint="eastAsia" w:ascii="Times New Roman" w:hAnsi="Times New Roman" w:eastAsia="FangSong" w:cs="Times New Roman"/>
-        </w:rPr>
-        <w:t>整理转写</w:t>
-      </w:r>
-      <w:r>
-        <w:rPr>
-          <w:rFonts w:hint="eastAsia" w:ascii="Times New Roman" w:hAnsi="Times New Roman" w:eastAsia="Times New Roman" w:cs="Times New Roman"/>
-        </w:rPr>
-        <w:t>。</w:t>
-      </w:r>
+        <w:spacing w:before="0" w:after="0"/>
+      </w:pPr>
+    </w:p>
+    <w:p>
+      <w:pPr>
+        <w:spacing w:before="0" w:after="0"/>
+      </w:pPr>
+    </w:p>
+    <w:p>
+      <w:pPr>
+        <w:spacing w:before="0" w:after="0"/>
+      </w:pPr>
+    </w:p>
+    <w:p>
+      <w:pPr>
+        <w:spacing w:before="0" w:after="0"/>
+      </w:pPr>
+    </w:p>
+    <w:p>
+      <w:pPr>
+        <w:spacing w:before="0" w:after="0"/>
+      </w:pPr>
+    </w:p>
+    <w:p>
+      <w:pPr>
+        <w:spacing w:before="0" w:after="0"/>
+      </w:pPr>
+    </w:p>
+    <w:p>
+      <w:pPr>
+        <w:spacing w:before="0" w:after="0"/>
+      </w:pPr>
+    </w:p>
+    <w:p>
+      <w:pPr>
+        <w:spacing w:before="0" w:after="0"/>
+      </w:pPr>
     </w:p>
     <w:bookmarkEnd w:id="81"/>
     <w:bookmarkStart w:id="94" w:name="第-21-题"/>
@@ -14108,7 +14488,7 @@
         </w:rPr>
         <w:drawing>
           <wp:inline>
-            <wp:extent cx="2794000" cy="2552700"/>
+            <wp:extent cx="2794000" cy="2501900"/>
             <wp:effectExtent b="0" l="0" r="0" t="0"/>
             <wp:docPr descr="" title="" id="83" name="Picture"/>
             <a:graphic>
@@ -14129,7 +14509,7 @@
                   <pic:spPr bwMode="auto">
                     <a:xfrm>
                       <a:off x="0" y="0"/>
-                      <a:ext cx="2794000" cy="2552700"/>
+                      <a:ext cx="2794000" cy="2501900"/>
                     </a:xfrm>
                     <a:prstGeom prst="rect">
                       <a:avLst/>
@@ -14327,7 +14707,7 @@
         </w:rPr>
         <w:drawing>
           <wp:inline>
-            <wp:extent cx="2235200" cy="1384300"/>
+            <wp:extent cx="2235200" cy="1308100"/>
             <wp:effectExtent b="0" l="0" r="0" t="0"/>
             <wp:docPr descr="" title="" id="86" name="Picture"/>
             <a:graphic>
@@ -14348,7 +14728,7 @@
                   <pic:spPr bwMode="auto">
                     <a:xfrm>
                       <a:off x="0" y="0"/>
-                      <a:ext cx="2235200" cy="1384300"/>
+                      <a:ext cx="2235200" cy="1308100"/>
                     </a:xfrm>
                     <a:prstGeom prst="rect">
                       <a:avLst/>
@@ -14543,7 +14923,7 @@
         </w:rPr>
         <w:drawing>
           <wp:inline>
-            <wp:extent cx="3390900" cy="1397000"/>
+            <wp:extent cx="3390900" cy="1346200"/>
             <wp:effectExtent b="0" l="0" r="0" t="0"/>
             <wp:docPr descr="" title="" id="92" name="Picture"/>
             <a:graphic>
@@ -14564,7 +14944,7 @@
                   <pic:spPr bwMode="auto">
                     <a:xfrm>
                       <a:off x="0" y="0"/>
-                      <a:ext cx="3390900" cy="1397000"/>
+                      <a:ext cx="3390900" cy="1346200"/>
                     </a:xfrm>
                     <a:prstGeom prst="rect">
                       <a:avLst/>
@@ -14935,6 +15315,46 @@
         <w:t>。</w:t>
       </w:r>
     </w:p>
+    <w:p>
+      <w:pPr>
+        <w:spacing w:before="0" w:after="0"/>
+      </w:pPr>
+    </w:p>
+    <w:p>
+      <w:pPr>
+        <w:spacing w:before="0" w:after="0"/>
+      </w:pPr>
+    </w:p>
+    <w:p>
+      <w:pPr>
+        <w:spacing w:before="0" w:after="0"/>
+      </w:pPr>
+    </w:p>
+    <w:p>
+      <w:pPr>
+        <w:spacing w:before="0" w:after="0"/>
+      </w:pPr>
+    </w:p>
+    <w:p>
+      <w:pPr>
+        <w:spacing w:before="0" w:after="0"/>
+      </w:pPr>
+    </w:p>
+    <w:p>
+      <w:pPr>
+        <w:spacing w:before="0" w:after="0"/>
+      </w:pPr>
+    </w:p>
+    <w:p>
+      <w:pPr>
+        <w:spacing w:before="0" w:after="0"/>
+      </w:pPr>
+    </w:p>
+    <w:p>
+      <w:pPr>
+        <w:spacing w:before="0" w:after="0"/>
+      </w:pPr>
+    </w:p>
     <w:bookmarkEnd w:id="94"/>
     <w:bookmarkStart w:id="95" w:name="第-22-题"/>
     <w:p>
@@ -15905,6 +16325,46 @@
         <w:t>）</w:t>
       </w:r>
     </w:p>
+    <w:p>
+      <w:pPr>
+        <w:spacing w:before="0" w:after="0"/>
+      </w:pPr>
+    </w:p>
+    <w:p>
+      <w:pPr>
+        <w:spacing w:before="0" w:after="0"/>
+      </w:pPr>
+    </w:p>
+    <w:p>
+      <w:pPr>
+        <w:spacing w:before="0" w:after="0"/>
+      </w:pPr>
+    </w:p>
+    <w:p>
+      <w:pPr>
+        <w:spacing w:before="0" w:after="0"/>
+      </w:pPr>
+    </w:p>
+    <w:p>
+      <w:pPr>
+        <w:spacing w:before="0" w:after="0"/>
+      </w:pPr>
+    </w:p>
+    <w:p>
+      <w:pPr>
+        <w:spacing w:before="0" w:after="0"/>
+      </w:pPr>
+    </w:p>
+    <w:p>
+      <w:pPr>
+        <w:spacing w:before="0" w:after="0"/>
+      </w:pPr>
+    </w:p>
+    <w:p>
+      <w:pPr>
+        <w:spacing w:before="0" w:after="0"/>
+      </w:pPr>
+    </w:p>
     <w:bookmarkEnd w:id="96"/>
     <w:bookmarkStart w:id="97" w:name="第-23-题"/>
     <w:p>
@@ -16419,6 +16879,16 @@
           </m:sup>
         </m:sSubSup>
       </m:oMath>
+    </w:p>
+    <w:p>
+      <w:pPr>
+        <w:spacing w:before="0" w:after="0"/>
+      </w:pPr>
+    </w:p>
+    <w:p>
+      <w:pPr>
+        <w:spacing w:before="0" w:after="0"/>
+      </w:pPr>
     </w:p>
     <w:bookmarkEnd w:id="97"/>
     <w:bookmarkStart w:id="98" w:name="第-24-题"/>
@@ -16758,6 +17228,31 @@
         <w:t>。</w:t>
       </w:r>
     </w:p>
+    <w:p>
+      <w:pPr>
+        <w:spacing w:before="0" w:after="0"/>
+      </w:pPr>
+    </w:p>
+    <w:p>
+      <w:pPr>
+        <w:spacing w:before="0" w:after="0"/>
+      </w:pPr>
+    </w:p>
+    <w:p>
+      <w:pPr>
+        <w:spacing w:before="0" w:after="0"/>
+      </w:pPr>
+    </w:p>
+    <w:p>
+      <w:pPr>
+        <w:spacing w:before="0" w:after="0"/>
+      </w:pPr>
+    </w:p>
+    <w:p>
+      <w:pPr>
+        <w:spacing w:before="0" w:after="0"/>
+      </w:pPr>
+    </w:p>
     <w:bookmarkEnd w:id="98"/>
     <w:bookmarkStart w:id="99" w:name="第-25-题"/>
     <w:p>
@@ -17444,6 +17939,46 @@
         </w:rPr>
         <w:t>。</w:t>
       </w:r>
+    </w:p>
+    <w:p>
+      <w:pPr>
+        <w:spacing w:before="0" w:after="0"/>
+      </w:pPr>
+    </w:p>
+    <w:p>
+      <w:pPr>
+        <w:spacing w:before="0" w:after="0"/>
+      </w:pPr>
+    </w:p>
+    <w:p>
+      <w:pPr>
+        <w:spacing w:before="0" w:after="0"/>
+      </w:pPr>
+    </w:p>
+    <w:p>
+      <w:pPr>
+        <w:spacing w:before="0" w:after="0"/>
+      </w:pPr>
+    </w:p>
+    <w:p>
+      <w:pPr>
+        <w:spacing w:before="0" w:after="0"/>
+      </w:pPr>
+    </w:p>
+    <w:p>
+      <w:pPr>
+        <w:spacing w:before="0" w:after="0"/>
+      </w:pPr>
+    </w:p>
+    <w:p>
+      <w:pPr>
+        <w:spacing w:before="0" w:after="0"/>
+      </w:pPr>
+    </w:p>
+    <w:p>
+      <w:pPr>
+        <w:spacing w:before="0" w:after="0"/>
+      </w:pPr>
     </w:p>
     <w:p>
       <w:pPr>

--- a/00-首页/题组Word/专项卷/二分册/专项卷VII-学生版.docx
+++ b/00-首页/题组Word/专项卷/二分册/专项卷VII-学生版.docx
@@ -737,8 +737,8 @@
     <w:p>
       <w:pPr>
         <w:pStyle w:val="FirstParagraph"/>
+        <w:spacing w:before="0" w:after="0"/>
         <w:ind w:left="480" w:hanging="480"/>
-        <w:spacing w:after="0"/>
       </w:pPr>
       <w:r>
         <w:rPr>
@@ -806,14 +806,69 @@
     <w:p>
       <w:pPr>
         <w:pStyle w:val="FirstParagraph"/>
+        <w:spacing w:before="0" w:after="0"/>
         <w:ind w:left="480" w:hanging="480"/>
+      </w:pPr>
+      <w:r>
+        <w:rPr>
+          <w:rFonts w:ascii="Times New Roman" w:hAnsi="Times New Roman" w:eastAsia="Times New Roman" w:cs="Times New Roman"/>
+        </w:rPr>
+        <w:t xml:space="preserve">A. </w:t>
+      </w:r>
+      <w:r>
+        <w:rPr>
+          <w:rFonts w:hint="eastAsia" w:ascii="Times New Roman" w:hAnsi="Times New Roman" w:eastAsia="FangSong" w:cs="Times New Roman"/>
+        </w:rPr>
+        <w:t>阳极为纯净气体</w:t>
+      </w:r>
+      <w:r>
+        <w:rPr>
+          <w:rFonts w:hint="eastAsia" w:ascii="Times New Roman" w:hAnsi="Times New Roman" w:eastAsia="Times New Roman" w:cs="Times New Roman"/>
+        </w:rPr>
+        <w:t>,</w:t>
+      </w:r>
+      <w:r>
+        <w:rPr>
+          <w:rFonts w:hint="eastAsia" w:ascii="Times New Roman" w:hAnsi="Times New Roman" w:eastAsia="FangSong" w:cs="Times New Roman"/>
+        </w:rPr>
+        <w:t>阴</w:t>
+      </w:r>
+      <w:r>
+        <w:rPr>
+          <w:rFonts w:hint="eastAsia" w:ascii="Times New Roman" w:hAnsi="Times New Roman" w:eastAsia="Times New Roman" w:cs="Times New Roman"/>
+        </w:rPr>
+        <w:t>、</w:t>
+      </w:r>
+      <w:r>
+        <w:rPr>
+          <w:rFonts w:hint="eastAsia" w:ascii="Times New Roman" w:hAnsi="Times New Roman" w:eastAsia="FangSong" w:cs="Times New Roman"/>
+        </w:rPr>
+        <w:t>阳两极产生的气体体积比</w:t>
+      </w:r>
+      <w:r>
+        <w:rPr>
+          <w:rFonts w:hint="eastAsia" w:ascii="Times New Roman" w:hAnsi="Times New Roman" w:eastAsia="Times New Roman" w:cs="Times New Roman"/>
+        </w:rPr>
+        <w:t>≤1:1</w:t>
+      </w:r>
+      <w:r>
+        <w:rPr>
+          <w:rFonts w:ascii="Times New Roman" w:hAnsi="Times New Roman" w:eastAsia="Times New Roman" w:cs="Times New Roman"/>
+        </w:rPr>
+        <w:t xml:space="preserve"> </w:t>
+      </w:r>
+    </w:p>
+    <w:p>
+      <w:pPr>
+        <w:pStyle w:val="FirstParagraph"/>
         <w:spacing w:before="0" w:after="0"/>
-      </w:pPr>
-      <w:r>
-        <w:rPr>
-          <w:rFonts w:ascii="Times New Roman" w:hAnsi="Times New Roman" w:eastAsia="Times New Roman" w:cs="Times New Roman"/>
-        </w:rPr>
-        <w:t xml:space="preserve">A. </w:t>
+        <w:ind w:left="480" w:hanging="480"/>
+      </w:pPr>
+      <w:r>
+        <w:rPr>
+          <w:rFonts w:ascii="Times New Roman" w:hAnsi="Times New Roman" w:eastAsia="Times New Roman" w:cs="Times New Roman"/>
+        </w:rPr>
+        <w:t xml:space="preserve">B. </w:t>
       </w:r>
       <w:r>
         <w:rPr>
@@ -849,6 +904,61 @@
         <w:rPr>
           <w:rFonts w:hint="eastAsia" w:ascii="Times New Roman" w:hAnsi="Times New Roman" w:eastAsia="Times New Roman" w:cs="Times New Roman"/>
         </w:rPr>
+        <w:t>≥1:1</w:t>
+      </w:r>
+      <w:r>
+        <w:rPr>
+          <w:rFonts w:ascii="Times New Roman" w:hAnsi="Times New Roman" w:eastAsia="Times New Roman" w:cs="Times New Roman"/>
+        </w:rPr>
+        <w:t xml:space="preserve"> </w:t>
+      </w:r>
+    </w:p>
+    <w:p>
+      <w:pPr>
+        <w:pStyle w:val="FirstParagraph"/>
+        <w:spacing w:before="0" w:after="0"/>
+        <w:ind w:left="480" w:hanging="480"/>
+      </w:pPr>
+      <w:r>
+        <w:rPr>
+          <w:rFonts w:ascii="Times New Roman" w:hAnsi="Times New Roman" w:eastAsia="Times New Roman" w:cs="Times New Roman"/>
+        </w:rPr>
+        <w:t xml:space="preserve">C. </w:t>
+      </w:r>
+      <w:r>
+        <w:rPr>
+          <w:rFonts w:hint="eastAsia" w:ascii="Times New Roman" w:hAnsi="Times New Roman" w:eastAsia="FangSong" w:cs="Times New Roman"/>
+        </w:rPr>
+        <w:t>阳极为混合气体</w:t>
+      </w:r>
+      <w:r>
+        <w:rPr>
+          <w:rFonts w:hint="eastAsia" w:ascii="Times New Roman" w:hAnsi="Times New Roman" w:eastAsia="Times New Roman" w:cs="Times New Roman"/>
+        </w:rPr>
+        <w:t>,</w:t>
+      </w:r>
+      <w:r>
+        <w:rPr>
+          <w:rFonts w:hint="eastAsia" w:ascii="Times New Roman" w:hAnsi="Times New Roman" w:eastAsia="FangSong" w:cs="Times New Roman"/>
+        </w:rPr>
+        <w:t>阴</w:t>
+      </w:r>
+      <w:r>
+        <w:rPr>
+          <w:rFonts w:hint="eastAsia" w:ascii="Times New Roman" w:hAnsi="Times New Roman" w:eastAsia="Times New Roman" w:cs="Times New Roman"/>
+        </w:rPr>
+        <w:t>、</w:t>
+      </w:r>
+      <w:r>
+        <w:rPr>
+          <w:rFonts w:hint="eastAsia" w:ascii="Times New Roman" w:hAnsi="Times New Roman" w:eastAsia="FangSong" w:cs="Times New Roman"/>
+        </w:rPr>
+        <w:t>阳两极产生的气体体积比</w:t>
+      </w:r>
+      <w:r>
+        <w:rPr>
+          <w:rFonts w:hint="eastAsia" w:ascii="Times New Roman" w:hAnsi="Times New Roman" w:eastAsia="Times New Roman" w:cs="Times New Roman"/>
+        </w:rPr>
         <w:t>≤1:1</w:t>
       </w:r>
       <w:r>
@@ -861,118 +971,8 @@
     <w:p>
       <w:pPr>
         <w:pStyle w:val="FirstParagraph"/>
+        <w:spacing w:before="0" w:after="0"/>
         <w:ind w:left="480" w:hanging="480"/>
-        <w:spacing w:before="0" w:after="0"/>
-      </w:pPr>
-      <w:r>
-        <w:rPr>
-          <w:rFonts w:ascii="Times New Roman" w:hAnsi="Times New Roman" w:eastAsia="Times New Roman" w:cs="Times New Roman"/>
-        </w:rPr>
-        <w:t xml:space="preserve">B. </w:t>
-      </w:r>
-      <w:r>
-        <w:rPr>
-          <w:rFonts w:hint="eastAsia" w:ascii="Times New Roman" w:hAnsi="Times New Roman" w:eastAsia="FangSong" w:cs="Times New Roman"/>
-        </w:rPr>
-        <w:t>阳极为纯净气体</w:t>
-      </w:r>
-      <w:r>
-        <w:rPr>
-          <w:rFonts w:hint="eastAsia" w:ascii="Times New Roman" w:hAnsi="Times New Roman" w:eastAsia="Times New Roman" w:cs="Times New Roman"/>
-        </w:rPr>
-        <w:t>,</w:t>
-      </w:r>
-      <w:r>
-        <w:rPr>
-          <w:rFonts w:hint="eastAsia" w:ascii="Times New Roman" w:hAnsi="Times New Roman" w:eastAsia="FangSong" w:cs="Times New Roman"/>
-        </w:rPr>
-        <w:t>阴</w:t>
-      </w:r>
-      <w:r>
-        <w:rPr>
-          <w:rFonts w:hint="eastAsia" w:ascii="Times New Roman" w:hAnsi="Times New Roman" w:eastAsia="Times New Roman" w:cs="Times New Roman"/>
-        </w:rPr>
-        <w:t>、</w:t>
-      </w:r>
-      <w:r>
-        <w:rPr>
-          <w:rFonts w:hint="eastAsia" w:ascii="Times New Roman" w:hAnsi="Times New Roman" w:eastAsia="FangSong" w:cs="Times New Roman"/>
-        </w:rPr>
-        <w:t>阳两极产生的气体体积比</w:t>
-      </w:r>
-      <w:r>
-        <w:rPr>
-          <w:rFonts w:hint="eastAsia" w:ascii="Times New Roman" w:hAnsi="Times New Roman" w:eastAsia="Times New Roman" w:cs="Times New Roman"/>
-        </w:rPr>
-        <w:t>≥1:1</w:t>
-      </w:r>
-      <w:r>
-        <w:rPr>
-          <w:rFonts w:ascii="Times New Roman" w:hAnsi="Times New Roman" w:eastAsia="Times New Roman" w:cs="Times New Roman"/>
-        </w:rPr>
-        <w:t xml:space="preserve"> </w:t>
-      </w:r>
-    </w:p>
-    <w:p>
-      <w:pPr>
-        <w:pStyle w:val="FirstParagraph"/>
-        <w:ind w:left="480" w:hanging="480"/>
-        <w:spacing w:before="0" w:after="0"/>
-      </w:pPr>
-      <w:r>
-        <w:rPr>
-          <w:rFonts w:ascii="Times New Roman" w:hAnsi="Times New Roman" w:eastAsia="Times New Roman" w:cs="Times New Roman"/>
-        </w:rPr>
-        <w:t xml:space="preserve">C. </w:t>
-      </w:r>
-      <w:r>
-        <w:rPr>
-          <w:rFonts w:hint="eastAsia" w:ascii="Times New Roman" w:hAnsi="Times New Roman" w:eastAsia="FangSong" w:cs="Times New Roman"/>
-        </w:rPr>
-        <w:t>阳极为混合气体</w:t>
-      </w:r>
-      <w:r>
-        <w:rPr>
-          <w:rFonts w:hint="eastAsia" w:ascii="Times New Roman" w:hAnsi="Times New Roman" w:eastAsia="Times New Roman" w:cs="Times New Roman"/>
-        </w:rPr>
-        <w:t>,</w:t>
-      </w:r>
-      <w:r>
-        <w:rPr>
-          <w:rFonts w:hint="eastAsia" w:ascii="Times New Roman" w:hAnsi="Times New Roman" w:eastAsia="FangSong" w:cs="Times New Roman"/>
-        </w:rPr>
-        <w:t>阴</w:t>
-      </w:r>
-      <w:r>
-        <w:rPr>
-          <w:rFonts w:hint="eastAsia" w:ascii="Times New Roman" w:hAnsi="Times New Roman" w:eastAsia="Times New Roman" w:cs="Times New Roman"/>
-        </w:rPr>
-        <w:t>、</w:t>
-      </w:r>
-      <w:r>
-        <w:rPr>
-          <w:rFonts w:hint="eastAsia" w:ascii="Times New Roman" w:hAnsi="Times New Roman" w:eastAsia="FangSong" w:cs="Times New Roman"/>
-        </w:rPr>
-        <w:t>阳两极产生的气体体积比</w:t>
-      </w:r>
-      <w:r>
-        <w:rPr>
-          <w:rFonts w:hint="eastAsia" w:ascii="Times New Roman" w:hAnsi="Times New Roman" w:eastAsia="Times New Roman" w:cs="Times New Roman"/>
-        </w:rPr>
-        <w:t>≤1:1</w:t>
-      </w:r>
-      <w:r>
-        <w:rPr>
-          <w:rFonts w:ascii="Times New Roman" w:hAnsi="Times New Roman" w:eastAsia="Times New Roman" w:cs="Times New Roman"/>
-        </w:rPr>
-        <w:t xml:space="preserve"> </w:t>
-      </w:r>
-    </w:p>
-    <w:p>
-      <w:pPr>
-        <w:pStyle w:val="FirstParagraph"/>
-        <w:ind w:left="480" w:hanging="480"/>
-        <w:spacing w:before="0" w:after="180"/>
       </w:pPr>
       <w:r>
         <w:rPr>
@@ -2556,6 +2556,7 @@
     <w:p>
       <w:pPr>
         <w:pStyle w:val="BodyText"/>
+        <w:spacing w:before="0" w:after="0"/>
       </w:pPr>
       <w:r>
         <w:rPr>
@@ -2745,6 +2746,7 @@
     <w:p>
       <w:pPr>
         <w:pStyle w:val="BodyText"/>
+        <w:spacing w:before="0" w:after="0"/>
       </w:pPr>
       <w:r>
         <w:rPr>
@@ -2808,6 +2810,7 @@
     <w:p>
       <w:pPr>
         <w:pStyle w:val="BodyText"/>
+        <w:spacing w:before="0" w:after="0"/>
       </w:pPr>
       <w:r>
         <w:rPr>
@@ -2904,6 +2907,7 @@
     <w:p>
       <w:pPr>
         <w:pStyle w:val="BodyText"/>
+        <w:spacing w:before="0" w:after="0"/>
       </w:pPr>
       <w:r>
         <w:rPr>
@@ -4241,6 +4245,7 @@
     <w:p>
       <w:pPr>
         <w:pStyle w:val="BodyText"/>
+        <w:spacing w:before="0" w:after="0"/>
       </w:pPr>
       <w:r>
         <w:rPr>
@@ -4311,6 +4316,7 @@
     <w:p>
       <w:pPr>
         <w:pStyle w:val="BodyText"/>
+        <w:spacing w:before="0" w:after="0"/>
       </w:pPr>
       <w:r>
         <w:rPr>
@@ -4407,6 +4413,7 @@
     <w:p>
       <w:pPr>
         <w:pStyle w:val="BodyText"/>
+        <w:spacing w:before="0" w:after="0"/>
       </w:pPr>
       <w:r>
         <w:rPr>
@@ -4424,6 +4431,7 @@
     <w:p>
       <w:pPr>
         <w:pStyle w:val="BodyText"/>
+        <w:spacing w:before="0" w:after="0"/>
       </w:pPr>
       <w:r>
         <w:rPr>
@@ -6360,8 +6368,8 @@
     <w:p>
       <w:pPr>
         <w:pStyle w:val="BodyText"/>
+        <w:spacing w:before="0" w:after="0"/>
         <w:ind w:left="480" w:hanging="480"/>
-        <w:spacing w:after="0"/>
       </w:pPr>
       <w:r>
         <w:rPr>
@@ -6397,14 +6405,57 @@
     <w:p>
       <w:pPr>
         <w:pStyle w:val="BodyText"/>
+        <w:spacing w:before="0" w:after="0"/>
         <w:ind w:left="480" w:hanging="480"/>
+      </w:pPr>
+      <w:r>
+        <w:rPr>
+          <w:rFonts w:ascii="Times New Roman" w:hAnsi="Times New Roman" w:eastAsia="Times New Roman" w:cs="Times New Roman"/>
+        </w:rPr>
+        <w:t xml:space="preserve">A. </w:t>
+      </w:r>
+      <w:r>
+        <w:rPr>
+          <w:rFonts w:hint="eastAsia" w:ascii="Times New Roman" w:hAnsi="Times New Roman" w:eastAsia="Times New Roman" w:cs="Times New Roman"/>
+        </w:rPr>
+        <w:t>1,2-</w:t>
+      </w:r>
+      <w:r>
+        <w:rPr>
+          <w:rFonts w:hint="eastAsia" w:ascii="Times New Roman" w:hAnsi="Times New Roman" w:eastAsia="FangSong" w:cs="Times New Roman"/>
+        </w:rPr>
+        <w:t>二溴</w:t>
+      </w:r>
+      <w:r>
+        <w:rPr>
+          <w:rFonts w:hint="eastAsia" w:ascii="Times New Roman" w:hAnsi="Times New Roman" w:eastAsia="Times New Roman" w:cs="Times New Roman"/>
+        </w:rPr>
+        <w:t>-2-</w:t>
+      </w:r>
+      <w:r>
+        <w:rPr>
+          <w:rFonts w:hint="eastAsia" w:ascii="Times New Roman" w:hAnsi="Times New Roman" w:eastAsia="FangSong" w:cs="Times New Roman"/>
+        </w:rPr>
+        <w:t>环己烯</w:t>
+      </w:r>
+      <w:r>
+        <w:rPr>
+          <w:rFonts w:ascii="Times New Roman" w:hAnsi="Times New Roman" w:eastAsia="Times New Roman" w:cs="Times New Roman"/>
+        </w:rPr>
+        <w:t xml:space="preserve">　</w:t>
+      </w:r>
+    </w:p>
+    <w:p>
+      <w:pPr>
+        <w:pStyle w:val="BodyText"/>
         <w:spacing w:before="0" w:after="0"/>
-      </w:pPr>
-      <w:r>
-        <w:rPr>
-          <w:rFonts w:ascii="Times New Roman" w:hAnsi="Times New Roman" w:eastAsia="Times New Roman" w:cs="Times New Roman"/>
-        </w:rPr>
-        <w:t xml:space="preserve">A. </w:t>
+        <w:ind w:left="480" w:hanging="480"/>
+      </w:pPr>
+      <w:r>
+        <w:rPr>
+          <w:rFonts w:ascii="Times New Roman" w:hAnsi="Times New Roman" w:eastAsia="Times New Roman" w:cs="Times New Roman"/>
+        </w:rPr>
+        <w:t xml:space="preserve">B. </w:t>
       </w:r>
       <w:r>
         <w:rPr>
@@ -6422,7 +6473,7 @@
         <w:rPr>
           <w:rFonts w:hint="eastAsia" w:ascii="Times New Roman" w:hAnsi="Times New Roman" w:eastAsia="Times New Roman" w:cs="Times New Roman"/>
         </w:rPr>
-        <w:t>-2-</w:t>
+        <w:t>-1-</w:t>
       </w:r>
       <w:r>
         <w:rPr>
@@ -6434,100 +6485,57 @@
         <w:rPr>
           <w:rFonts w:ascii="Times New Roman" w:hAnsi="Times New Roman" w:eastAsia="Times New Roman" w:cs="Times New Roman"/>
         </w:rPr>
+        <w:t xml:space="preserve"> </w:t>
+      </w:r>
+    </w:p>
+    <w:p>
+      <w:pPr>
+        <w:pStyle w:val="BodyText"/>
+        <w:spacing w:before="0" w:after="0"/>
+        <w:ind w:left="480" w:hanging="480"/>
+      </w:pPr>
+      <w:r>
+        <w:rPr>
+          <w:rFonts w:ascii="Times New Roman" w:hAnsi="Times New Roman" w:eastAsia="Times New Roman" w:cs="Times New Roman"/>
+        </w:rPr>
+        <w:t xml:space="preserve">C. </w:t>
+      </w:r>
+      <w:r>
+        <w:rPr>
+          <w:rFonts w:hint="eastAsia" w:ascii="Times New Roman" w:hAnsi="Times New Roman" w:eastAsia="Times New Roman" w:cs="Times New Roman"/>
+        </w:rPr>
+        <w:t>1,6-</w:t>
+      </w:r>
+      <w:r>
+        <w:rPr>
+          <w:rFonts w:hint="eastAsia" w:ascii="Times New Roman" w:hAnsi="Times New Roman" w:eastAsia="FangSong" w:cs="Times New Roman"/>
+        </w:rPr>
+        <w:t>二溴</w:t>
+      </w:r>
+      <w:r>
+        <w:rPr>
+          <w:rFonts w:hint="eastAsia" w:ascii="Times New Roman" w:hAnsi="Times New Roman" w:eastAsia="Times New Roman" w:cs="Times New Roman"/>
+        </w:rPr>
+        <w:t>-1-</w:t>
+      </w:r>
+      <w:r>
+        <w:rPr>
+          <w:rFonts w:hint="eastAsia" w:ascii="Times New Roman" w:hAnsi="Times New Roman" w:eastAsia="FangSong" w:cs="Times New Roman"/>
+        </w:rPr>
+        <w:t>环己烯</w:t>
+      </w:r>
+      <w:r>
+        <w:rPr>
+          <w:rFonts w:ascii="Times New Roman" w:hAnsi="Times New Roman" w:eastAsia="Times New Roman" w:cs="Times New Roman"/>
+        </w:rPr>
         <w:t xml:space="preserve">　</w:t>
       </w:r>
     </w:p>
     <w:p>
       <w:pPr>
         <w:pStyle w:val="BodyText"/>
+        <w:spacing w:before="0" w:after="0"/>
         <w:ind w:left="480" w:hanging="480"/>
-        <w:spacing w:before="0" w:after="0"/>
-      </w:pPr>
-      <w:r>
-        <w:rPr>
-          <w:rFonts w:ascii="Times New Roman" w:hAnsi="Times New Roman" w:eastAsia="Times New Roman" w:cs="Times New Roman"/>
-        </w:rPr>
-        <w:t xml:space="preserve">B. </w:t>
-      </w:r>
-      <w:r>
-        <w:rPr>
-          <w:rFonts w:hint="eastAsia" w:ascii="Times New Roman" w:hAnsi="Times New Roman" w:eastAsia="Times New Roman" w:cs="Times New Roman"/>
-        </w:rPr>
-        <w:t>1,2-</w:t>
-      </w:r>
-      <w:r>
-        <w:rPr>
-          <w:rFonts w:hint="eastAsia" w:ascii="Times New Roman" w:hAnsi="Times New Roman" w:eastAsia="FangSong" w:cs="Times New Roman"/>
-        </w:rPr>
-        <w:t>二溴</w:t>
-      </w:r>
-      <w:r>
-        <w:rPr>
-          <w:rFonts w:hint="eastAsia" w:ascii="Times New Roman" w:hAnsi="Times New Roman" w:eastAsia="Times New Roman" w:cs="Times New Roman"/>
-        </w:rPr>
-        <w:t>-1-</w:t>
-      </w:r>
-      <w:r>
-        <w:rPr>
-          <w:rFonts w:hint="eastAsia" w:ascii="Times New Roman" w:hAnsi="Times New Roman" w:eastAsia="FangSong" w:cs="Times New Roman"/>
-        </w:rPr>
-        <w:t>环己烯</w:t>
-      </w:r>
-      <w:r>
-        <w:rPr>
-          <w:rFonts w:ascii="Times New Roman" w:hAnsi="Times New Roman" w:eastAsia="Times New Roman" w:cs="Times New Roman"/>
-        </w:rPr>
-        <w:t xml:space="preserve"> </w:t>
-      </w:r>
-    </w:p>
-    <w:p>
-      <w:pPr>
-        <w:pStyle w:val="BodyText"/>
-        <w:ind w:left="480" w:hanging="480"/>
-        <w:spacing w:before="0" w:after="0"/>
-      </w:pPr>
-      <w:r>
-        <w:rPr>
-          <w:rFonts w:ascii="Times New Roman" w:hAnsi="Times New Roman" w:eastAsia="Times New Roman" w:cs="Times New Roman"/>
-        </w:rPr>
-        <w:t xml:space="preserve">C. </w:t>
-      </w:r>
-      <w:r>
-        <w:rPr>
-          <w:rFonts w:hint="eastAsia" w:ascii="Times New Roman" w:hAnsi="Times New Roman" w:eastAsia="Times New Roman" w:cs="Times New Roman"/>
-        </w:rPr>
-        <w:t>1,6-</w:t>
-      </w:r>
-      <w:r>
-        <w:rPr>
-          <w:rFonts w:hint="eastAsia" w:ascii="Times New Roman" w:hAnsi="Times New Roman" w:eastAsia="FangSong" w:cs="Times New Roman"/>
-        </w:rPr>
-        <w:t>二溴</w:t>
-      </w:r>
-      <w:r>
-        <w:rPr>
-          <w:rFonts w:hint="eastAsia" w:ascii="Times New Roman" w:hAnsi="Times New Roman" w:eastAsia="Times New Roman" w:cs="Times New Roman"/>
-        </w:rPr>
-        <w:t>-1-</w:t>
-      </w:r>
-      <w:r>
-        <w:rPr>
-          <w:rFonts w:hint="eastAsia" w:ascii="Times New Roman" w:hAnsi="Times New Roman" w:eastAsia="FangSong" w:cs="Times New Roman"/>
-        </w:rPr>
-        <w:t>环己烯</w:t>
-      </w:r>
-      <w:r>
-        <w:rPr>
-          <w:rFonts w:ascii="Times New Roman" w:hAnsi="Times New Roman" w:eastAsia="Times New Roman" w:cs="Times New Roman"/>
-        </w:rPr>
-        <w:t xml:space="preserve">　</w:t>
-      </w:r>
-    </w:p>
-    <w:p>
-      <w:pPr>
-        <w:pStyle w:val="BodyText"/>
-        <w:ind w:left="480" w:hanging="480"/>
-        <w:spacing w:before="0" w:after="180"/>
       </w:pPr>
       <w:r>
         <w:rPr>
@@ -6994,8 +7002,8 @@
           <w:ilvl w:val="0"/>
           <w:numId w:val="1007"/>
         </w:numPr>
+        <w:spacing w:before="0" w:after="0"/>
         <w:ind w:left="480" w:hanging="480"/>
-        <w:spacing w:after="0"/>
       </w:pPr>
       <w:r>
         <w:rPr>
@@ -7110,8 +7118,8 @@
           <w:ilvl w:val="0"/>
           <w:numId w:val="1007"/>
         </w:numPr>
+        <w:spacing w:before="0" w:after="0"/>
         <w:ind w:left="480" w:hanging="480"/>
-        <w:spacing w:before="0" w:after="0"/>
       </w:pPr>
       <w:r>
         <w:rPr>
@@ -7241,8 +7249,8 @@
           <w:ilvl w:val="0"/>
           <w:numId w:val="1007"/>
         </w:numPr>
+        <w:spacing w:before="0" w:after="0"/>
         <w:ind w:left="480" w:hanging="480"/>
-        <w:spacing w:before="0" w:after="0"/>
       </w:pPr>
       <w:r>
         <w:rPr>
@@ -7319,8 +7327,8 @@
           <w:ilvl w:val="0"/>
           <w:numId w:val="1007"/>
         </w:numPr>
+        <w:spacing w:before="0" w:after="0"/>
         <w:ind w:left="480" w:hanging="480"/>
-        <w:spacing w:before="0" w:after="0"/>
       </w:pPr>
       <w:r>
         <w:rPr>
@@ -7444,8 +7452,8 @@
           <w:ilvl w:val="0"/>
           <w:numId w:val="1007"/>
         </w:numPr>
+        <w:spacing w:before="0" w:after="0"/>
         <w:ind w:left="480" w:hanging="480"/>
-        <w:spacing w:before="0" w:after="180"/>
       </w:pPr>
       <w:r>
         <w:rPr>
@@ -8596,8 +8604,8 @@
     <w:p>
       <w:pPr>
         <w:pStyle w:val="BodyText"/>
+        <w:spacing w:before="0" w:after="0"/>
         <w:ind w:left="480" w:hanging="480"/>
-        <w:spacing w:after="0"/>
       </w:pPr>
       <w:r>
         <w:rPr>
@@ -8621,58 +8629,58 @@
     <w:p>
       <w:pPr>
         <w:pStyle w:val="BodyText"/>
+        <w:spacing w:before="0" w:after="0"/>
         <w:ind w:left="480" w:hanging="480"/>
+      </w:pPr>
+      <w:r>
+        <w:rPr>
+          <w:rFonts w:ascii="Times New Roman" w:hAnsi="Times New Roman" w:eastAsia="Times New Roman" w:cs="Times New Roman"/>
+        </w:rPr>
+        <w:t xml:space="preserve">B. 6 </w:t>
+      </w:r>
+      <w:r>
+        <w:rPr>
+          <w:rFonts w:hint="eastAsia" w:ascii="Times New Roman" w:hAnsi="Times New Roman" w:eastAsia="FangSong" w:cs="Times New Roman"/>
+        </w:rPr>
+        <w:t xml:space="preserve">个碳原子不可能都在一条直线上</w:t>
+      </w:r>
+      <w:r>
+        <w:rPr>
+          <w:rFonts w:ascii="Times New Roman" w:hAnsi="Times New Roman" w:eastAsia="Times New Roman" w:cs="Times New Roman"/>
+        </w:rPr>
+        <w:t xml:space="preserve"> </w:t>
+      </w:r>
+    </w:p>
+    <w:p>
+      <w:pPr>
+        <w:pStyle w:val="BodyText"/>
         <w:spacing w:before="0" w:after="0"/>
-      </w:pPr>
-      <w:r>
-        <w:rPr>
-          <w:rFonts w:ascii="Times New Roman" w:hAnsi="Times New Roman" w:eastAsia="Times New Roman" w:cs="Times New Roman"/>
-        </w:rPr>
-        <w:t xml:space="preserve">B. 6 </w:t>
-      </w:r>
-      <w:r>
-        <w:rPr>
-          <w:rFonts w:hint="eastAsia" w:ascii="Times New Roman" w:hAnsi="Times New Roman" w:eastAsia="FangSong" w:cs="Times New Roman"/>
-        </w:rPr>
-        <w:t xml:space="preserve">个碳原子不可能都在一条直线上</w:t>
-      </w:r>
-      <w:r>
-        <w:rPr>
-          <w:rFonts w:ascii="Times New Roman" w:hAnsi="Times New Roman" w:eastAsia="Times New Roman" w:cs="Times New Roman"/>
-        </w:rPr>
-        <w:t xml:space="preserve"> </w:t>
+        <w:ind w:left="480" w:hanging="480"/>
+      </w:pPr>
+      <w:r>
+        <w:rPr>
+          <w:rFonts w:ascii="Times New Roman" w:hAnsi="Times New Roman" w:eastAsia="Times New Roman" w:cs="Times New Roman"/>
+        </w:rPr>
+        <w:t xml:space="preserve">C. 6 </w:t>
+      </w:r>
+      <w:r>
+        <w:rPr>
+          <w:rFonts w:hint="eastAsia" w:ascii="Times New Roman" w:hAnsi="Times New Roman" w:eastAsia="FangSong" w:cs="Times New Roman"/>
+        </w:rPr>
+        <w:t xml:space="preserve">个碳原子有可能都在同一平面上</w:t>
+      </w:r>
+      <w:r>
+        <w:rPr>
+          <w:rFonts w:ascii="Times New Roman" w:hAnsi="Times New Roman" w:eastAsia="Times New Roman" w:cs="Times New Roman"/>
+        </w:rPr>
+        <w:t xml:space="preserve">　</w:t>
       </w:r>
     </w:p>
     <w:p>
       <w:pPr>
         <w:pStyle w:val="BodyText"/>
+        <w:spacing w:before="0" w:after="0"/>
         <w:ind w:left="480" w:hanging="480"/>
-        <w:spacing w:before="0" w:after="0"/>
-      </w:pPr>
-      <w:r>
-        <w:rPr>
-          <w:rFonts w:ascii="Times New Roman" w:hAnsi="Times New Roman" w:eastAsia="Times New Roman" w:cs="Times New Roman"/>
-        </w:rPr>
-        <w:t xml:space="preserve">C. 6 </w:t>
-      </w:r>
-      <w:r>
-        <w:rPr>
-          <w:rFonts w:hint="eastAsia" w:ascii="Times New Roman" w:hAnsi="Times New Roman" w:eastAsia="FangSong" w:cs="Times New Roman"/>
-        </w:rPr>
-        <w:t xml:space="preserve">个碳原子有可能都在同一平面上</w:t>
-      </w:r>
-      <w:r>
-        <w:rPr>
-          <w:rFonts w:ascii="Times New Roman" w:hAnsi="Times New Roman" w:eastAsia="Times New Roman" w:cs="Times New Roman"/>
-        </w:rPr>
-        <w:t xml:space="preserve">　</w:t>
-      </w:r>
-    </w:p>
-    <w:p>
-      <w:pPr>
-        <w:pStyle w:val="BodyText"/>
-        <w:ind w:left="480" w:hanging="480"/>
-        <w:spacing w:before="0" w:after="180"/>
       </w:pPr>
       <w:r>
         <w:rPr>
@@ -9693,6 +9701,14 @@
       <w:tblPr>
         <w:tblStyle w:val="Table"/>
         <w:tblW w:type="auto" w:w="0"/>
+        <w:tblBorders>
+          <w:top w:val="single" w:sz="12" w:space="0" w:color="000000"/>
+          <w:left w:val="none" w:sz="0" w:space="0" w:color="auto"/>
+          <w:bottom w:val="single" w:sz="12" w:space="0" w:color="000000"/>
+          <w:right w:val="none" w:sz="0" w:space="0" w:color="auto"/>
+          <w:insideH w:val="none" w:sz="0" w:space="0" w:color="auto"/>
+          <w:insideV w:val="none" w:sz="0" w:space="0" w:color="auto"/>
+        </w:tblBorders>
         <w:tblLook w:firstRow="1" w:lastRow="0" w:firstColumn="0" w:lastColumn="0" w:noHBand="0" w:noVBand="0" w:val="0020"/>
       </w:tblPr>
       <w:tblGrid>
@@ -9705,7 +9721,11 @@
           <w:tblHeader w:val="on"/>
         </w:trPr>
         <w:tc>
-          <w:tcPr/>
+          <w:tcPr>
+            <w:tcBorders>
+              <w:bottom w:val="single" w:sz="8" w:space="0" w:color="000000"/>
+            </w:tcBorders>
+          </w:tcPr>
           <w:p>
             <w:pPr>
               <w:pStyle w:val="Compact"/>
@@ -9721,7 +9741,11 @@
           </w:p>
         </w:tc>
         <w:tc>
-          <w:tcPr/>
+          <w:tcPr>
+            <w:tcBorders>
+              <w:bottom w:val="single" w:sz="8" w:space="0" w:color="000000"/>
+            </w:tcBorders>
+          </w:tcPr>
           <w:p>
             <w:pPr>
               <w:pStyle w:val="Compact"/>
@@ -9737,7 +9761,11 @@
           </w:p>
         </w:tc>
         <w:tc>
-          <w:tcPr/>
+          <w:tcPr>
+            <w:tcBorders>
+              <w:bottom w:val="single" w:sz="8" w:space="0" w:color="000000"/>
+            </w:tcBorders>
+          </w:tcPr>
           <w:p>
             <w:pPr>
               <w:pStyle w:val="Compact"/>
@@ -12542,8 +12570,8 @@
     <w:p>
       <w:pPr>
         <w:pStyle w:val="FirstParagraph"/>
+        <w:spacing w:before="0" w:after="0"/>
         <w:ind w:left="480" w:hanging="480"/>
-        <w:spacing w:after="0"/>
       </w:pPr>
       <w:r>
         <w:rPr>
@@ -12567,20 +12595,45 @@
     <w:p>
       <w:pPr>
         <w:pStyle w:val="FirstParagraph"/>
+        <w:spacing w:before="0" w:after="0"/>
         <w:ind w:left="480" w:hanging="480"/>
+      </w:pPr>
+      <w:r>
+        <w:rPr>
+          <w:rFonts w:ascii="Times New Roman" w:hAnsi="Times New Roman" w:eastAsia="Times New Roman" w:cs="Times New Roman"/>
+        </w:rPr>
+        <w:t xml:space="preserve">B. </w:t>
+      </w:r>
+      <w:r>
+        <w:rPr>
+          <w:rFonts w:hint="eastAsia" w:ascii="Times New Roman" w:hAnsi="Times New Roman" w:eastAsia="FangSong" w:cs="Times New Roman"/>
+        </w:rPr>
+        <w:t xml:space="preserve">立体异构体</w:t>
+      </w:r>
+      <w:r>
+        <w:rPr>
+          <w:rFonts w:ascii="Times New Roman" w:hAnsi="Times New Roman" w:eastAsia="Times New Roman" w:cs="Times New Roman"/>
+        </w:rPr>
+        <w:t xml:space="preserve">　</w:t>
+      </w:r>
+    </w:p>
+    <w:p>
+      <w:pPr>
+        <w:pStyle w:val="FirstParagraph"/>
         <w:spacing w:before="0" w:after="0"/>
-      </w:pPr>
-      <w:r>
-        <w:rPr>
-          <w:rFonts w:ascii="Times New Roman" w:hAnsi="Times New Roman" w:eastAsia="Times New Roman" w:cs="Times New Roman"/>
-        </w:rPr>
-        <w:t xml:space="preserve">B. </w:t>
-      </w:r>
-      <w:r>
-        <w:rPr>
-          <w:rFonts w:hint="eastAsia" w:ascii="Times New Roman" w:hAnsi="Times New Roman" w:eastAsia="FangSong" w:cs="Times New Roman"/>
-        </w:rPr>
-        <w:t xml:space="preserve">立体异构体</w:t>
+        <w:ind w:left="480" w:hanging="480"/>
+      </w:pPr>
+      <w:r>
+        <w:rPr>
+          <w:rFonts w:ascii="Times New Roman" w:hAnsi="Times New Roman" w:eastAsia="Times New Roman" w:cs="Times New Roman"/>
+        </w:rPr>
+        <w:t xml:space="preserve">C. </w:t>
+      </w:r>
+      <w:r>
+        <w:rPr>
+          <w:rFonts w:hint="eastAsia" w:ascii="Times New Roman" w:hAnsi="Times New Roman" w:eastAsia="FangSong" w:cs="Times New Roman"/>
+        </w:rPr>
+        <w:t xml:space="preserve">非对映异构体</w:t>
       </w:r>
       <w:r>
         <w:rPr>
@@ -12592,33 +12645,8 @@
     <w:p>
       <w:pPr>
         <w:pStyle w:val="FirstParagraph"/>
+        <w:spacing w:before="0" w:after="0"/>
         <w:ind w:left="480" w:hanging="480"/>
-        <w:spacing w:before="0" w:after="0"/>
-      </w:pPr>
-      <w:r>
-        <w:rPr>
-          <w:rFonts w:ascii="Times New Roman" w:hAnsi="Times New Roman" w:eastAsia="Times New Roman" w:cs="Times New Roman"/>
-        </w:rPr>
-        <w:t xml:space="preserve">C. </w:t>
-      </w:r>
-      <w:r>
-        <w:rPr>
-          <w:rFonts w:hint="eastAsia" w:ascii="Times New Roman" w:hAnsi="Times New Roman" w:eastAsia="FangSong" w:cs="Times New Roman"/>
-        </w:rPr>
-        <w:t xml:space="preserve">非对映异构体</w:t>
-      </w:r>
-      <w:r>
-        <w:rPr>
-          <w:rFonts w:ascii="Times New Roman" w:hAnsi="Times New Roman" w:eastAsia="Times New Roman" w:cs="Times New Roman"/>
-        </w:rPr>
-        <w:t xml:space="preserve">　</w:t>
-      </w:r>
-    </w:p>
-    <w:p>
-      <w:pPr>
-        <w:pStyle w:val="FirstParagraph"/>
-        <w:ind w:left="480" w:hanging="480"/>
-        <w:spacing w:before="0" w:after="180"/>
       </w:pPr>
       <w:r>
         <w:rPr>
@@ -16580,6 +16608,7 @@
     <w:p>
       <w:pPr>
         <w:pStyle w:val="BodyText"/>
+        <w:spacing w:before="0" w:after="0"/>
       </w:pPr>
       <w:r>
         <w:rPr>
@@ -16660,6 +16689,7 @@
     <w:p>
       <w:pPr>
         <w:pStyle w:val="BodyText"/>
+        <w:spacing w:before="0" w:after="0"/>
       </w:pPr>
       <w:r>
         <w:rPr>
@@ -16731,6 +16761,7 @@
     <w:p>
       <w:pPr>
         <w:pStyle w:val="BodyText"/>
+        <w:spacing w:before="0" w:after="0"/>
       </w:pPr>
       <w:r>
         <w:rPr>
@@ -16807,6 +16838,7 @@
     <w:p>
       <w:pPr>
         <w:pStyle w:val="BodyText"/>
+        <w:spacing w:before="0" w:after="0"/>
       </w:pPr>
       <w:r>
         <w:rPr>
@@ -19192,7 +19224,7 @@
     <ns0:rPr>
       <ns0:rFonts ns0:ascii="Times New Roman" ns0:cs="Times New Roman" ns0:eastAsia="SimHei" ns0:hAnsi="Times New Roman"/>
       <ns0:b/>
-      <ns0:color ns0:val="17324D"/>
+      <ns0:color ns0:val="000000"/>
       <ns0:sz ns0:val="44"/>
       <ns0:szCs ns0:val="56"/>
     </ns0:rPr>
@@ -19334,7 +19366,7 @@
     <ns0:rPr>
       <ns0:rFonts ns0:ascii="Times New Roman" ns0:cs="Times New Roman" ns0:eastAsia="SimHei" ns0:hAnsi="Times New Roman"/>
       <ns0:b/>
-      <ns0:color ns0:val="17324D"/>
+      <ns0:color ns0:val="000000"/>
       <ns0:sz ns0:val="32"/>
       <ns0:szCs ns0:val="40"/>
     </ns0:rPr>
@@ -19358,7 +19390,7 @@
     <ns0:rPr>
       <ns0:rFonts ns0:ascii="Times New Roman" ns0:cs="Times New Roman" ns0:eastAsia="SimHei" ns0:hAnsi="Times New Roman"/>
       <ns0:b/>
-      <ns0:color ns0:val="17324D"/>
+      <ns0:color ns0:val="000000"/>
       <ns0:sz ns0:val="28"/>
       <ns0:szCs ns0:val="32"/>
     </ns0:rPr>
@@ -19382,7 +19414,7 @@
     <ns0:rPr>
       <ns0:rFonts ns0:ascii="Times New Roman" ns0:cs="Times New Roman" ns0:eastAsia="SimHei" ns0:hAnsi="Times New Roman"/>
       <ns0:b/>
-      <ns0:color ns0:val="17324D"/>
+      <ns0:color ns0:val="000000"/>
       <ns0:sz ns0:val="25"/>
       <ns0:szCs ns0:val="28"/>
     </ns0:rPr>
